--- a/vvdn/protocols/can/can-timing-bitrates-and-hardware.docx
+++ b/vvdn/protocols/can/can-timing-bitrates-and-hardware.docx
@@ -57,7 +57,7 @@
           <w:color w:val="282C34"/>
           <w:sz w:val="21"/>
         </w:rPr>
-        <w:t>Time Quanta ($t_q$)</w:t>
+        <w:t>Time Quanta (t_q)</w:t>
       </w:r>
       <w:r>
         <w:rPr>
@@ -105,7 +105,7 @@
           <w:color w:val="282C34"/>
           <w:sz w:val="21"/>
         </w:rPr>
-        <w:t>Nominal Bit Time ($NBT$)</w:t>
+        <w:t>Nominal Bit Time (NBT)</w:t>
       </w:r>
       <w:r>
         <w:rPr>
@@ -187,7 +187,7 @@
           <w:color w:val="282C34"/>
           <w:sz w:val="21"/>
         </w:rPr>
-        <w:t>Synchronization Segment ($Sync\_Seg$) — Exactly $1\,t_q$</w:t>
+        <w:t>Synchronization Segment (Sync_Seg) — Exactly 1 t_q</w:t>
       </w:r>
       <w:r>
         <w:rPr>
@@ -223,7 +223,7 @@
           <w:color w:val="282C34"/>
           <w:sz w:val="21"/>
         </w:rPr>
-        <w:t>Propagation Time Segment ($Prop\_Seg$) — $1 \dots 8\,t_q$</w:t>
+        <w:t>Propagation Time Segment (Prop_Seg) — 1 ... 8 t_q</w:t>
       </w:r>
       <w:r>
         <w:rPr>
@@ -258,37 +258,22 @@
           <w:color w:val="282C34"/>
           <w:sz w:val="21"/>
         </w:rPr>
-        <w:t>Must cover twice the physical line delay (</w:t>
+        <w:t xml:space="preserve">Must cover twice the physical line delay (2 </w:t>
       </w:r>
       <w:r>
         <w:rPr>
           <w:i/>
-          <w:color w:val="145AA0"/>
+          <w:color w:val="282C34"/>
           <w:sz w:val="21"/>
         </w:rPr>
-        <w:t>2 × t_{bus</w:t>
+        <w:t xml:space="preserve"> t_bus) plus the transmitting and receiving transceiver internal loopback delays (2 </w:t>
       </w:r>
       <w:r>
         <w:rPr>
           <w:color w:val="282C34"/>
           <w:sz w:val="21"/>
         </w:rPr>
-        <w:t>) plus the transmitting and receiving transceiver internal loopback delays (</w:t>
-      </w:r>
-      <w:r>
-        <w:rPr>
-          <w:i/>
-          <w:color w:val="145AA0"/>
-          <w:sz w:val="21"/>
-        </w:rPr>
-        <w:t>2 × t_{transceiver</w:t>
-      </w:r>
-      <w:r>
-        <w:rPr>
-          <w:color w:val="282C34"/>
-          <w:sz w:val="21"/>
-        </w:rPr>
-        <w:t>).</w:t>
+        <w:t xml:space="preserve"> t_transceiver).</w:t>
       </w:r>
     </w:p>
     <w:p>
@@ -303,7 +288,7 @@
           <w:color w:val="282C34"/>
           <w:sz w:val="21"/>
         </w:rPr>
-        <w:t>Phase Buffer Segment 1 ($Phase\_Seg1$) — $1 \dots 8\,t_q$</w:t>
+        <w:t>Phase Buffer Segment 1 (Phase_Seg1) — 1 ... 8 t_q</w:t>
       </w:r>
       <w:r>
         <w:rPr>
@@ -353,7 +338,7 @@
           <w:color w:val="282C34"/>
           <w:sz w:val="21"/>
         </w:rPr>
-        <w:t>Phase Buffer Segment 2 ($Phase\_Seg2$) — $2 \dots 8\,t_q$</w:t>
+        <w:t>Phase Buffer Segment 2 (Phase_Seg2) — 2 ... 8 t_q</w:t>
       </w:r>
       <w:r>
         <w:rPr>
@@ -435,37 +420,7 @@
                 <w:color w:val="282C34"/>
                 <w:sz w:val="20"/>
               </w:rPr>
-              <w:t xml:space="preserve">Microcontroller hardware register manuals (e.g., STM32, NXP S32K, Microchip MCP2515) commonly combine </w:t>
-            </w:r>
-            <w:r>
-              <w:rPr>
-                <w:i/>
-                <w:color w:val="145AA0"/>
-                <w:sz w:val="20"/>
-              </w:rPr>
-              <w:t>Prop\_Seg</w:t>
-            </w:r>
-            <w:r>
-              <w:rPr>
-                <w:color w:val="282C34"/>
-                <w:sz w:val="20"/>
-              </w:rPr>
-              <w:t xml:space="preserve"> and </w:t>
-            </w:r>
-            <w:r>
-              <w:rPr>
-                <w:i/>
-                <w:color w:val="145AA0"/>
-                <w:sz w:val="20"/>
-              </w:rPr>
-              <w:t>Phase\_Seg1</w:t>
-            </w:r>
-            <w:r>
-              <w:rPr>
-                <w:color w:val="282C34"/>
-                <w:sz w:val="20"/>
-              </w:rPr>
-              <w:t xml:space="preserve"> into a single register parameter termed </w:t>
+              <w:t xml:space="preserve">Microcontroller hardware register manuals (e.g., STM32, NXP S32K, Microchip MCP2515) commonly combine Prop_Seg and Phase_Seg1 into a single register parameter termed </w:t>
             </w:r>
             <w:r>
               <w:rPr>
@@ -473,29 +428,14 @@
                 <w:color w:val="282C34"/>
                 <w:sz w:val="20"/>
               </w:rPr>
-              <w:t>$TSEG1$</w:t>
+              <w:t>TSEG1</w:t>
             </w:r>
             <w:r>
               <w:rPr>
                 <w:color w:val="282C34"/>
                 <w:sz w:val="20"/>
               </w:rPr>
-              <w:t xml:space="preserve">, while </w:t>
-            </w:r>
-            <w:r>
-              <w:rPr>
-                <w:i/>
-                <w:color w:val="145AA0"/>
-                <w:sz w:val="20"/>
-              </w:rPr>
-              <w:t>Phase\_Seg2</w:t>
-            </w:r>
-            <w:r>
-              <w:rPr>
-                <w:color w:val="282C34"/>
-                <w:sz w:val="20"/>
-              </w:rPr>
-              <w:t xml:space="preserve"> is configured as </w:t>
+              <w:t xml:space="preserve">, while Phase_Seg2 is configured as </w:t>
             </w:r>
             <w:r>
               <w:rPr>
@@ -503,7 +443,7 @@
                 <w:color w:val="282C34"/>
                 <w:sz w:val="20"/>
               </w:rPr>
-              <w:t>$TSEG2$</w:t>
+              <w:t>TSEG2</w:t>
             </w:r>
             <w:r>
               <w:rPr>
@@ -515,52 +455,75 @@
             </w:r>
             <w:r>
               <w:rPr>
-                <w:i/>
-                <w:color w:val="145AA0"/>
-                <w:sz w:val="20"/>
+                <w:rFonts w:ascii="Consolas" w:hAnsi="Consolas"/>
+                <w:color w:val="B4283C"/>
+                <w:sz w:val="18"/>
               </w:rPr>
             </w:r>
             <w:r>
               <w:rPr>
-                <w:color w:val="282C34"/>
-                <w:sz w:val="20"/>
+                <w:rFonts w:ascii="Consolas" w:hAnsi="Consolas"/>
+                <w:color w:val="B4283C"/>
+                <w:sz w:val="18"/>
               </w:rPr>
-              <w:t>TSEG1 = Prop\_Seg + Phase\_Seg1</w:t>
             </w:r>
+          </w:p>
+        </w:tc>
+      </w:tr>
+    </w:tbl>
+    <w:p/>
+    <w:p>
+      <w:pPr>
+        <w:spacing w:after="80"/>
+      </w:pPr>
+      <w:r>
+        <w:rPr>
+          <w:color w:val="282C34"/>
+          <w:sz w:val="21"/>
+        </w:rPr>
+        <w:t>TSEG1 = Prop_Seg + Phase_Seg1</w:t>
+      </w:r>
+    </w:p>
+    <w:tbl>
+      <w:tblPr>
+        <w:tblW w:type="auto" w:w="0"/>
+        <w:jc w:val="center"/>
+        <w:tblLook w:firstColumn="1" w:firstRow="1" w:lastColumn="0" w:lastRow="0" w:noHBand="0" w:noVBand="1" w:val="04A0"/>
+      </w:tblPr>
+      <w:tblGrid>
+        <w:gridCol w:w="9792"/>
+      </w:tblGrid>
+      <w:tr>
+        <w:tc>
+          <w:tcPr>
+            <w:tcW w:type="dxa" w:w="9792"/>
+            <w:shd w:fill="F5F6F8"/>
+            <w:tcMar>
+              <w:top w:w="80" w:type="dxa"/>
+              <w:bottom w:w="80" w:type="dxa"/>
+              <w:left w:w="140" w:type="dxa"/>
+              <w:right w:w="140" w:type="dxa"/>
+            </w:tcMar>
+            <w:tcBorders>
+              <w:left w:val="single" w:sz="18" w:space="0" w:color="CBD5E0"/>
+              <w:top w:val="none"/>
+              <w:right w:val="none"/>
+              <w:bottom w:val="none"/>
+            </w:tcBorders>
+          </w:tcPr>
+          <w:p>
+            <w:pPr>
+              <w:spacing w:line="240" w:lineRule="auto" w:after="0"/>
+            </w:pPr>
             <w:r>
               <w:rPr>
-                <w:i/>
-                <w:color w:val="145AA0"/>
-                <w:sz w:val="20"/>
+                <w:rFonts w:ascii="Consolas" w:hAnsi="Consolas"/>
+                <w:color w:val="2D3748"/>
+                <w:sz w:val="18"/>
               </w:rPr>
-            </w:r>
-            <w:r>
-              <w:rPr>
-                <w:color w:val="282C34"/>
-                <w:sz w:val="20"/>
-              </w:rPr>
+              <w:t>&gt; ```</w:t>
               <w:br/>
-            </w:r>
-            <w:r>
-              <w:rPr>
-                <w:i/>
-                <w:color w:val="145AA0"/>
-                <w:sz w:val="20"/>
-              </w:rPr>
-            </w:r>
-            <w:r>
-              <w:rPr>
-                <w:color w:val="282C34"/>
-                <w:sz w:val="20"/>
-              </w:rPr>
-              <w:t>TSEG2 = Phase\_Seg2</w:t>
-            </w:r>
-            <w:r>
-              <w:rPr>
-                <w:i/>
-                <w:color w:val="145AA0"/>
-                <w:sz w:val="20"/>
-              </w:rPr>
+              <w:t>TSEG2 = Phase_Seg2</w:t>
             </w:r>
           </w:p>
         </w:tc>
@@ -597,37 +560,7 @@
           <w:color w:val="282C34"/>
           <w:sz w:val="21"/>
         </w:rPr>
-        <w:t>Given a CAN peripheral peripheral clock frequency (</w:t>
-      </w:r>
-      <w:r>
-        <w:rPr>
-          <w:i/>
-          <w:color w:val="145AA0"/>
-          <w:sz w:val="21"/>
-        </w:rPr>
-        <w:t>f_{can\_clk</w:t>
-      </w:r>
-      <w:r>
-        <w:rPr>
-          <w:color w:val="282C34"/>
-          <w:sz w:val="21"/>
-        </w:rPr>
-        <w:t>) and a target bitrate (</w:t>
-      </w:r>
-      <w:r>
-        <w:rPr>
-          <w:i/>
-          <w:color w:val="145AA0"/>
-          <w:sz w:val="21"/>
-        </w:rPr>
-        <w:t>BR</w:t>
-      </w:r>
-      <w:r>
-        <w:rPr>
-          <w:color w:val="282C34"/>
-          <w:sz w:val="21"/>
-        </w:rPr>
-        <w:t>):</w:t>
+        <w:t>Given a CAN peripheral peripheral clock frequency (f_can_clk) and a target bitrate (BR):</w:t>
       </w:r>
     </w:p>
     <w:p>
@@ -640,50 +573,91 @@
           <w:color w:val="282C34"/>
           <w:sz w:val="22"/>
         </w:rPr>
-        <w:t>Step 1: Nominal Bit Time (</w:t>
-      </w:r>
-      <w:r>
-        <w:rPr>
-          <w:b/>
-          <w:i/>
-          <w:color w:val="145AA0"/>
-          <w:sz w:val="22"/>
-        </w:rPr>
-        <w:t>NBT</w:t>
-      </w:r>
-      <w:r>
-        <w:rPr>
-          <w:b/>
-          <w:color w:val="282C34"/>
-          <w:sz w:val="22"/>
-        </w:rPr>
-        <w:t>)</w:t>
+        <w:t>Step 1: Nominal Bit Time (NBT)</w:t>
       </w:r>
     </w:p>
+    <w:tbl>
+      <w:tblPr>
+        <w:tblW w:type="auto" w:w="0"/>
+        <w:jc w:val="center"/>
+        <w:tblLook w:firstColumn="1" w:firstRow="1" w:lastColumn="0" w:lastRow="0" w:noHBand="0" w:noVBand="1" w:val="04A0"/>
+      </w:tblPr>
+      <w:tblGrid>
+        <w:gridCol w:w="9792"/>
+      </w:tblGrid>
+      <w:tr>
+        <w:tc>
+          <w:tcPr>
+            <w:tcW w:type="dxa" w:w="9792"/>
+            <w:shd w:fill="F5F6F8"/>
+            <w:tcMar>
+              <w:top w:w="80" w:type="dxa"/>
+              <w:bottom w:w="80" w:type="dxa"/>
+              <w:left w:w="140" w:type="dxa"/>
+              <w:right w:w="140" w:type="dxa"/>
+            </w:tcMar>
+            <w:tcBorders>
+              <w:left w:val="single" w:sz="18" w:space="0" w:color="CBD5E0"/>
+              <w:top w:val="none"/>
+              <w:right w:val="none"/>
+              <w:bottom w:val="none"/>
+            </w:tcBorders>
+          </w:tcPr>
+          <w:p>
+            <w:pPr>
+              <w:spacing w:line="240" w:lineRule="auto" w:after="0"/>
+            </w:pPr>
+            <w:r>
+              <w:rPr>
+                <w:rFonts w:ascii="Consolas" w:hAnsi="Consolas"/>
+                <w:color w:val="2D3748"/>
+                <w:sz w:val="18"/>
+              </w:rPr>
+              <w:t>NBT = 1 / BR</w:t>
+            </w:r>
+          </w:p>
+        </w:tc>
+      </w:tr>
+    </w:tbl>
+    <w:p/>
     <w:p>
       <w:pPr>
         <w:spacing w:after="80"/>
       </w:pPr>
       <w:r>
         <w:rPr>
-          <w:i/>
-          <w:color w:val="145AA0"/>
+          <w:color w:val="282C34"/>
           <w:sz w:val="21"/>
         </w:rPr>
+        <w:t>Where:</w:t>
       </w:r>
+    </w:p>
+    <w:p>
+      <w:pPr>
+        <w:pStyle w:val="ListBullet"/>
+        <w:spacing w:after="40"/>
+        <w:ind w:left="360"/>
+      </w:pPr>
       <w:r>
         <w:rPr>
           <w:color w:val="282C34"/>
           <w:sz w:val="21"/>
         </w:rPr>
-        <w:t>NBT = \frac{1}{BR}</w:t>
+        <w:t>NBT: Nominal Bit Time duration (s)</w:t>
       </w:r>
+    </w:p>
+    <w:p>
+      <w:pPr>
+        <w:pStyle w:val="ListBullet"/>
+        <w:spacing w:after="40"/>
+        <w:ind w:left="360"/>
+      </w:pPr>
       <w:r>
         <w:rPr>
-          <w:i/>
-          <w:color w:val="145AA0"/>
+          <w:color w:val="282C34"/>
           <w:sz w:val="21"/>
         </w:rPr>
+        <w:t>BR: Nominal CAN bus baud rate (bps)</w:t>
       </w:r>
     </w:p>
     <w:p>
@@ -703,22 +677,64 @@
           <w:color w:val="282C34"/>
           <w:sz w:val="21"/>
         </w:rPr>
-        <w:t xml:space="preserve">: At </w:t>
+        <w:t>: At 500 kbps:</w:t>
       </w:r>
+    </w:p>
+    <w:tbl>
+      <w:tblPr>
+        <w:tblW w:type="auto" w:w="0"/>
+        <w:jc w:val="center"/>
+        <w:tblLook w:firstColumn="1" w:firstRow="1" w:lastColumn="0" w:lastRow="0" w:noHBand="0" w:noVBand="1" w:val="04A0"/>
+      </w:tblPr>
+      <w:tblGrid>
+        <w:gridCol w:w="9792"/>
+      </w:tblGrid>
+      <w:tr>
+        <w:tc>
+          <w:tcPr>
+            <w:tcW w:type="dxa" w:w="9792"/>
+            <w:shd w:fill="F5F6F8"/>
+            <w:tcMar>
+              <w:top w:w="80" w:type="dxa"/>
+              <w:bottom w:w="80" w:type="dxa"/>
+              <w:left w:w="140" w:type="dxa"/>
+              <w:right w:w="140" w:type="dxa"/>
+            </w:tcMar>
+            <w:tcBorders>
+              <w:left w:val="single" w:sz="18" w:space="0" w:color="CBD5E0"/>
+              <w:top w:val="none"/>
+              <w:right w:val="none"/>
+              <w:bottom w:val="none"/>
+            </w:tcBorders>
+          </w:tcPr>
+          <w:p>
+            <w:pPr>
+              <w:spacing w:line="240" w:lineRule="auto" w:after="0"/>
+            </w:pPr>
+            <w:r>
+              <w:rPr>
+                <w:rFonts w:ascii="Consolas" w:hAnsi="Consolas"/>
+                <w:color w:val="2D3748"/>
+                <w:sz w:val="18"/>
+              </w:rPr>
+              <w:t>NBT = 1 / 500,000 Hz = 2.0 µs = 2000 ns</w:t>
+            </w:r>
+          </w:p>
+        </w:tc>
+      </w:tr>
+    </w:tbl>
+    <w:p/>
+    <w:p>
+      <w:pPr>
+        <w:spacing w:before="120" w:after="40"/>
+      </w:pPr>
       <w:r>
         <w:rPr>
-          <w:i/>
-          <w:color w:val="145AA0"/>
-          <w:sz w:val="21"/>
+          <w:b/>
+          <w:color w:val="282C34"/>
+          <w:sz w:val="22"/>
         </w:rPr>
-        <w:t>500\,kbps</w:t>
-      </w:r>
-      <w:r>
-        <w:rPr>
-          <w:color w:val="282C34"/>
-          <w:sz w:val="21"/>
-        </w:rPr>
-        <w:t>:</w:t>
+        <w:t>Step 2: Time Quantum Duration (t_q)</w:t>
       </w:r>
     </w:p>
     <w:p>
@@ -727,24 +743,108 @@
       </w:pPr>
       <w:r>
         <w:rPr>
-          <w:i/>
-          <w:color w:val="145AA0"/>
+          <w:color w:val="282C34"/>
           <w:sz w:val="21"/>
         </w:rPr>
+        <w:t>The CAN Baud Rate Prescaler (BRP) divides down the controller clock:</w:t>
       </w:r>
+    </w:p>
+    <w:tbl>
+      <w:tblPr>
+        <w:tblW w:type="auto" w:w="0"/>
+        <w:jc w:val="center"/>
+        <w:tblLook w:firstColumn="1" w:firstRow="1" w:lastColumn="0" w:lastRow="0" w:noHBand="0" w:noVBand="1" w:val="04A0"/>
+      </w:tblPr>
+      <w:tblGrid>
+        <w:gridCol w:w="9792"/>
+      </w:tblGrid>
+      <w:tr>
+        <w:tc>
+          <w:tcPr>
+            <w:tcW w:type="dxa" w:w="9792"/>
+            <w:shd w:fill="F5F6F8"/>
+            <w:tcMar>
+              <w:top w:w="80" w:type="dxa"/>
+              <w:bottom w:w="80" w:type="dxa"/>
+              <w:left w:w="140" w:type="dxa"/>
+              <w:right w:w="140" w:type="dxa"/>
+            </w:tcMar>
+            <w:tcBorders>
+              <w:left w:val="single" w:sz="18" w:space="0" w:color="CBD5E0"/>
+              <w:top w:val="none"/>
+              <w:right w:val="none"/>
+              <w:bottom w:val="none"/>
+            </w:tcBorders>
+          </w:tcPr>
+          <w:p>
+            <w:pPr>
+              <w:spacing w:line="240" w:lineRule="auto" w:after="0"/>
+            </w:pPr>
+            <w:r>
+              <w:rPr>
+                <w:rFonts w:ascii="Consolas" w:hAnsi="Consolas"/>
+                <w:color w:val="2D3748"/>
+                <w:sz w:val="18"/>
+              </w:rPr>
+              <w:t>t_q = BRP / f_can_clk</w:t>
+            </w:r>
+          </w:p>
+        </w:tc>
+      </w:tr>
+    </w:tbl>
+    <w:p/>
+    <w:p>
+      <w:pPr>
+        <w:spacing w:after="80"/>
+      </w:pPr>
       <w:r>
         <w:rPr>
           <w:color w:val="282C34"/>
           <w:sz w:val="21"/>
         </w:rPr>
-        <w:t>NBT = \frac{1}{500,000\,\text{Hz}} = 2.0\,\mu\text{s} = 2000\,\text{ns}</w:t>
+        <w:t>Where:</w:t>
       </w:r>
+    </w:p>
+    <w:p>
+      <w:pPr>
+        <w:pStyle w:val="ListBullet"/>
+        <w:spacing w:after="40"/>
+        <w:ind w:left="360"/>
+      </w:pPr>
       <w:r>
         <w:rPr>
-          <w:i/>
-          <w:color w:val="145AA0"/>
+          <w:color w:val="282C34"/>
           <w:sz w:val="21"/>
         </w:rPr>
+        <w:t>t_q: Time quantum duration (s)</w:t>
+      </w:r>
+    </w:p>
+    <w:p>
+      <w:pPr>
+        <w:pStyle w:val="ListBullet"/>
+        <w:spacing w:after="40"/>
+        <w:ind w:left="360"/>
+      </w:pPr>
+      <w:r>
+        <w:rPr>
+          <w:color w:val="282C34"/>
+          <w:sz w:val="21"/>
+        </w:rPr>
+        <w:t>BRP: Baud Rate Prescaler integer divisor value</w:t>
+      </w:r>
+    </w:p>
+    <w:p>
+      <w:pPr>
+        <w:pStyle w:val="ListBullet"/>
+        <w:spacing w:after="40"/>
+        <w:ind w:left="360"/>
+      </w:pPr>
+      <w:r>
+        <w:rPr>
+          <w:color w:val="282C34"/>
+          <w:sz w:val="21"/>
+        </w:rPr>
+        <w:t>f_can_clk: Clock frequency supplied to the CAN peripheral controller (Hz)</w:t>
       </w:r>
     </w:p>
     <w:p>
@@ -757,24 +857,161 @@
           <w:color w:val="282C34"/>
           <w:sz w:val="22"/>
         </w:rPr>
-        <w:t>Step 2: Time Quantum Duration (</w:t>
+        <w:t>Step 3: Total Number of Time Quanta per Bit (N_tq)</w:t>
       </w:r>
+    </w:p>
+    <w:tbl>
+      <w:tblPr>
+        <w:tblW w:type="auto" w:w="0"/>
+        <w:jc w:val="center"/>
+        <w:tblLook w:firstColumn="1" w:firstRow="1" w:lastColumn="0" w:lastRow="0" w:noHBand="0" w:noVBand="1" w:val="04A0"/>
+      </w:tblPr>
+      <w:tblGrid>
+        <w:gridCol w:w="9792"/>
+      </w:tblGrid>
+      <w:tr>
+        <w:tc>
+          <w:tcPr>
+            <w:tcW w:type="dxa" w:w="9792"/>
+            <w:shd w:fill="F5F6F8"/>
+            <w:tcMar>
+              <w:top w:w="80" w:type="dxa"/>
+              <w:bottom w:w="80" w:type="dxa"/>
+              <w:left w:w="140" w:type="dxa"/>
+              <w:right w:w="140" w:type="dxa"/>
+            </w:tcMar>
+            <w:tcBorders>
+              <w:left w:val="single" w:sz="18" w:space="0" w:color="CBD5E0"/>
+              <w:top w:val="none"/>
+              <w:right w:val="none"/>
+              <w:bottom w:val="none"/>
+            </w:tcBorders>
+          </w:tcPr>
+          <w:p>
+            <w:pPr>
+              <w:spacing w:line="240" w:lineRule="auto" w:after="0"/>
+            </w:pPr>
+            <w:r>
+              <w:rPr>
+                <w:rFonts w:ascii="Consolas" w:hAnsi="Consolas"/>
+                <w:color w:val="2D3748"/>
+                <w:sz w:val="18"/>
+              </w:rPr>
+              <w:t>N_tq = NBT / t_q = Sync_Seg + Prop_Seg + Phase_Seg1 + Phase_Seg2</w:t>
+            </w:r>
+          </w:p>
+        </w:tc>
+      </w:tr>
+    </w:tbl>
+    <w:p/>
+    <w:p>
+      <w:pPr>
+        <w:spacing w:after="80"/>
+      </w:pPr>
       <w:r>
         <w:rPr>
-          <w:b/>
-          <w:i/>
-          <w:color w:val="145AA0"/>
-          <w:sz w:val="22"/>
+          <w:color w:val="282C34"/>
+          <w:sz w:val="21"/>
         </w:rPr>
-        <w:t>t_q</w:t>
+        <w:t>Where:</w:t>
       </w:r>
+    </w:p>
+    <w:p>
+      <w:pPr>
+        <w:pStyle w:val="ListBullet"/>
+        <w:spacing w:after="40"/>
+        <w:ind w:left="360"/>
+      </w:pPr>
       <w:r>
         <w:rPr>
-          <w:b/>
           <w:color w:val="282C34"/>
-          <w:sz w:val="22"/>
+          <w:sz w:val="21"/>
         </w:rPr>
-        <w:t>)</w:t>
+        <w:t>N_tq: Total number of time quanta per nominal bit time</w:t>
+      </w:r>
+    </w:p>
+    <w:p>
+      <w:pPr>
+        <w:pStyle w:val="ListBullet"/>
+        <w:spacing w:after="40"/>
+        <w:ind w:left="360"/>
+      </w:pPr>
+      <w:r>
+        <w:rPr>
+          <w:color w:val="282C34"/>
+          <w:sz w:val="21"/>
+        </w:rPr>
+        <w:t>NBT: Nominal Bit Time (s)</w:t>
+      </w:r>
+    </w:p>
+    <w:p>
+      <w:pPr>
+        <w:pStyle w:val="ListBullet"/>
+        <w:spacing w:after="40"/>
+        <w:ind w:left="360"/>
+      </w:pPr>
+      <w:r>
+        <w:rPr>
+          <w:color w:val="282C34"/>
+          <w:sz w:val="21"/>
+        </w:rPr>
+        <w:t>t_q: Time quantum duration (s)</w:t>
+      </w:r>
+    </w:p>
+    <w:p>
+      <w:pPr>
+        <w:pStyle w:val="ListBullet"/>
+        <w:spacing w:after="40"/>
+        <w:ind w:left="360"/>
+      </w:pPr>
+      <w:r>
+        <w:rPr>
+          <w:color w:val="282C34"/>
+          <w:sz w:val="21"/>
+        </w:rPr>
+        <w:t>Sync_Seg: Synchronization Segment, always fixed at 1 t_q</w:t>
+      </w:r>
+    </w:p>
+    <w:p>
+      <w:pPr>
+        <w:pStyle w:val="ListBullet"/>
+        <w:spacing w:after="40"/>
+        <w:ind w:left="360"/>
+      </w:pPr>
+      <w:r>
+        <w:rPr>
+          <w:color w:val="282C34"/>
+          <w:sz w:val="21"/>
+        </w:rPr>
+        <w:t>Prop_Seg: Propagation Segment compensating for physical wire and transceiver delays (t_q)</w:t>
+      </w:r>
+    </w:p>
+    <w:p>
+      <w:pPr>
+        <w:pStyle w:val="ListBullet"/>
+        <w:spacing w:after="40"/>
+        <w:ind w:left="360"/>
+      </w:pPr>
+      <w:r>
+        <w:rPr>
+          <w:color w:val="282C34"/>
+          <w:sz w:val="21"/>
+        </w:rPr>
+        <w:t>Phase_Seg1: Phase Buffer Segment 1 (t_q)</w:t>
+      </w:r>
+    </w:p>
+    <w:p>
+      <w:pPr>
+        <w:pStyle w:val="ListBullet"/>
+        <w:spacing w:after="40"/>
+        <w:ind w:left="360"/>
+      </w:pPr>
+      <w:r>
+        <w:rPr>
+          <w:color w:val="282C34"/>
+          <w:sz w:val="21"/>
+        </w:rPr>
+        <w:t>Phase_Seg2: Phase Buffer Segment 2 (t_q)</w:t>
       </w:r>
     </w:p>
     <w:p>
@@ -786,48 +1023,7 @@
           <w:color w:val="282C34"/>
           <w:sz w:val="21"/>
         </w:rPr>
-        <w:t>The CAN Baud Rate Prescaler (</w:t>
-      </w:r>
-      <w:r>
-        <w:rPr>
-          <w:i/>
-          <w:color w:val="145AA0"/>
-          <w:sz w:val="21"/>
-        </w:rPr>
-        <w:t>BRP</w:t>
-      </w:r>
-      <w:r>
-        <w:rPr>
-          <w:color w:val="282C34"/>
-          <w:sz w:val="21"/>
-        </w:rPr>
-        <w:t>) divides down the controller clock:</w:t>
-      </w:r>
-    </w:p>
-    <w:p>
-      <w:pPr>
-        <w:spacing w:after="80"/>
-      </w:pPr>
-      <w:r>
-        <w:rPr>
-          <w:i/>
-          <w:color w:val="145AA0"/>
-          <w:sz w:val="21"/>
-        </w:rPr>
-      </w:r>
-      <w:r>
-        <w:rPr>
-          <w:color w:val="282C34"/>
-          <w:sz w:val="21"/>
-        </w:rPr>
-        <w:t>t_q = \frac{BRP}{f_{can\_clk}}</w:t>
-      </w:r>
-      <w:r>
-        <w:rPr>
-          <w:i/>
-          <w:color w:val="145AA0"/>
-          <w:sz w:val="21"/>
-        </w:rPr>
+        <w:t>The ISO specification requires 8 &lt;= N_tq &lt;= 25 for Classical CAN.</w:t>
       </w:r>
     </w:p>
     <w:p>
@@ -840,107 +1036,7 @@
           <w:color w:val="282C34"/>
           <w:sz w:val="22"/>
         </w:rPr>
-        <w:t>Step 3: Total Number of Time Quanta per Bit (</w:t>
-      </w:r>
-      <w:r>
-        <w:rPr>
-          <w:b/>
-          <w:i/>
-          <w:color w:val="145AA0"/>
-          <w:sz w:val="22"/>
-        </w:rPr>
-        <w:t>N_{tq</w:t>
-      </w:r>
-      <w:r>
-        <w:rPr>
-          <w:b/>
-          <w:color w:val="282C34"/>
-          <w:sz w:val="22"/>
-        </w:rPr>
-        <w:t>)</w:t>
-      </w:r>
-    </w:p>
-    <w:p>
-      <w:pPr>
-        <w:spacing w:after="80"/>
-      </w:pPr>
-      <w:r>
-        <w:rPr>
-          <w:i/>
-          <w:color w:val="145AA0"/>
-          <w:sz w:val="21"/>
-        </w:rPr>
-      </w:r>
-      <w:r>
-        <w:rPr>
-          <w:color w:val="282C34"/>
-          <w:sz w:val="21"/>
-        </w:rPr>
-        <w:t>N_{tq} = \frac{NBT}{t_q} = Sync\_Seg + Prop\_Seg + Phase\_Seg1 + Phase\_Seg2</w:t>
-      </w:r>
-      <w:r>
-        <w:rPr>
-          <w:i/>
-          <w:color w:val="145AA0"/>
-          <w:sz w:val="21"/>
-        </w:rPr>
-      </w:r>
-    </w:p>
-    <w:p>
-      <w:pPr>
-        <w:spacing w:after="80"/>
-      </w:pPr>
-      <w:r>
-        <w:rPr>
-          <w:color w:val="282C34"/>
-          <w:sz w:val="21"/>
-        </w:rPr>
-        <w:t xml:space="preserve">The ISO specification requires </w:t>
-      </w:r>
-      <w:r>
-        <w:rPr>
-          <w:i/>
-          <w:color w:val="145AA0"/>
-          <w:sz w:val="21"/>
-        </w:rPr>
-        <w:t>8 ≤ N_{tq ≤ 25</w:t>
-      </w:r>
-      <w:r>
-        <w:rPr>
-          <w:color w:val="282C34"/>
-          <w:sz w:val="21"/>
-        </w:rPr>
-        <w:t xml:space="preserve"> for Classical CAN.</w:t>
-      </w:r>
-    </w:p>
-    <w:p>
-      <w:pPr>
-        <w:spacing w:before="120" w:after="40"/>
-      </w:pPr>
-      <w:r>
-        <w:rPr>
-          <w:b/>
-          <w:color w:val="282C34"/>
-          <w:sz w:val="22"/>
-        </w:rPr>
-        <w:t>Step 4: Sample Point (</w:t>
-      </w:r>
-      <w:r>
-        <w:rPr>
-          <w:b/>
-          <w:i/>
-          <w:color w:val="145AA0"/>
-          <w:sz w:val="22"/>
-        </w:rPr>
-        <w:t>SP</w:t>
-      </w:r>
-      <w:r>
-        <w:rPr>
-          <w:b/>
-          <w:color w:val="282C34"/>
-          <w:sz w:val="22"/>
-        </w:rPr>
-        <w:t>) Calculation</w:t>
+        <w:t>Step 4: Sample Point (SP) Calculation</w:t>
       </w:r>
     </w:p>
     <w:p>
@@ -955,32 +1051,50 @@
         <w:t>The exact instant within the bit period where the receiver captures the logic state of the bus:</w:t>
       </w:r>
     </w:p>
-    <w:p>
-      <w:pPr>
-        <w:spacing w:after="80"/>
-      </w:pPr>
-      <w:r>
-        <w:rPr>
-          <w:i/>
-          <w:color w:val="145AA0"/>
-          <w:sz w:val="21"/>
-        </w:rPr>
-      </w:r>
-      <w:r>
-        <w:rPr>
-          <w:color w:val="282C34"/>
-          <w:sz w:val="21"/>
-        </w:rPr>
-        <w:t>\text{Sample Point (\%)} = \frac{Sync\_Seg + Prop\_Seg + Phase\_Seg1}{N_{tq}} \times 100\% = \frac{1 + TSEG1}{N_{tq}} \times 100\%</w:t>
-      </w:r>
-      <w:r>
-        <w:rPr>
-          <w:i/>
-          <w:color w:val="145AA0"/>
-          <w:sz w:val="21"/>
-        </w:rPr>
-      </w:r>
-    </w:p>
+    <w:tbl>
+      <w:tblPr>
+        <w:tblW w:type="auto" w:w="0"/>
+        <w:jc w:val="center"/>
+        <w:tblLook w:firstColumn="1" w:firstRow="1" w:lastColumn="0" w:lastRow="0" w:noHBand="0" w:noVBand="1" w:val="04A0"/>
+      </w:tblPr>
+      <w:tblGrid>
+        <w:gridCol w:w="9792"/>
+      </w:tblGrid>
+      <w:tr>
+        <w:tc>
+          <w:tcPr>
+            <w:tcW w:type="dxa" w:w="9792"/>
+            <w:shd w:fill="F5F6F8"/>
+            <w:tcMar>
+              <w:top w:w="80" w:type="dxa"/>
+              <w:bottom w:w="80" w:type="dxa"/>
+              <w:left w:w="140" w:type="dxa"/>
+              <w:right w:w="140" w:type="dxa"/>
+            </w:tcMar>
+            <w:tcBorders>
+              <w:left w:val="single" w:sz="18" w:space="0" w:color="CBD5E0"/>
+              <w:top w:val="none"/>
+              <w:right w:val="none"/>
+              <w:bottom w:val="none"/>
+            </w:tcBorders>
+          </w:tcPr>
+          <w:p>
+            <w:pPr>
+              <w:spacing w:line="240" w:lineRule="auto" w:after="0"/>
+            </w:pPr>
+            <w:r>
+              <w:rPr>
+                <w:rFonts w:ascii="Consolas" w:hAnsi="Consolas"/>
+                <w:color w:val="2D3748"/>
+                <w:sz w:val="18"/>
+              </w:rPr>
+              <w:t>Sample Point (\%) = (Sync_Seg + Prop_Seg + Phase_Seg1) / N_tq * 100\% = (1 + TSEG1) / N_tq * 100\%</w:t>
+            </w:r>
+          </w:p>
+        </w:tc>
+      </w:tr>
+    </w:tbl>
+    <w:p/>
     <w:tbl>
       <w:tblPr>
         <w:tblW w:type="auto" w:w="0"/>
@@ -1148,11 +1262,10 @@
             </w:pPr>
             <w:r>
               <w:rPr>
-                <w:i/>
-                <w:color w:val="145AA0"/>
+                <w:color w:val="282C34"/>
                 <w:sz w:val="18"/>
               </w:rPr>
-              <w:t>70.0\% \dots 80.0\%</w:t>
+              <w:t>70.0\% ... 80.0\%</w:t>
             </w:r>
           </w:p>
         </w:tc>
@@ -1228,11 +1341,10 @@
             </w:pPr>
             <w:r>
               <w:rPr>
-                <w:i/>
-                <w:color w:val="145AA0"/>
+                <w:color w:val="282C34"/>
                 <w:sz w:val="18"/>
               </w:rPr>
-              <w:t>85.0\% \dots 90.0\%</w:t>
+              <w:t>85.0\% ... 90.0\%</w:t>
             </w:r>
           </w:p>
         </w:tc>
@@ -1305,11 +1417,10 @@
             </w:pPr>
             <w:r>
               <w:rPr>
-                <w:i/>
-                <w:color w:val="145AA0"/>
+                <w:color w:val="282C34"/>
                 <w:sz w:val="18"/>
               </w:rPr>
-              <w:t>85.0\% \dots 90.0\%</w:t>
+              <w:t>85.0\% ... 90.0\%</w:t>
             </w:r>
           </w:p>
         </w:tc>
@@ -1385,11 +1496,10 @@
             </w:pPr>
             <w:r>
               <w:rPr>
-                <w:i/>
-                <w:color w:val="145AA0"/>
+                <w:color w:val="282C34"/>
                 <w:sz w:val="18"/>
               </w:rPr>
-              <w:t>85.0\% \dots 90.0\%</w:t>
+              <w:t>85.0\% ... 90.0\%</w:t>
             </w:r>
           </w:p>
         </w:tc>
@@ -1440,15 +1550,7 @@
           <w:color w:val="282C34"/>
           <w:sz w:val="21"/>
         </w:rPr>
-        <w:t xml:space="preserve">Peripheral Clock: </w:t>
-      </w:r>
-      <w:r>
-        <w:rPr>
-          <w:i/>
-          <w:color w:val="145AA0"/>
-          <w:sz w:val="21"/>
-        </w:rPr>
-        <w:t>f_{can\_clk = 48\,MHz</w:t>
+        <w:t>Peripheral Clock: f_can_clk = 48 MHz</w:t>
       </w:r>
     </w:p>
     <w:p>
@@ -1462,37 +1564,7 @@
           <w:color w:val="282C34"/>
           <w:sz w:val="21"/>
         </w:rPr>
-        <w:t xml:space="preserve">Target Bitrate: </w:t>
-      </w:r>
-      <w:r>
-        <w:rPr>
-          <w:i/>
-          <w:color w:val="145AA0"/>
-          <w:sz w:val="21"/>
-        </w:rPr>
-        <w:t>BR = 500\,kbps</w:t>
-      </w:r>
-      <w:r>
-        <w:rPr>
-          <w:color w:val="282C34"/>
-          <w:sz w:val="21"/>
-        </w:rPr>
-        <w:t xml:space="preserve"> (</w:t>
-      </w:r>
-      <w:r>
-        <w:rPr>
-          <w:i/>
-          <w:color w:val="145AA0"/>
-          <w:sz w:val="21"/>
-        </w:rPr>
-        <w:t>NBT = 2000\,ns</w:t>
-      </w:r>
-      <w:r>
-        <w:rPr>
-          <w:color w:val="282C34"/>
-          <w:sz w:val="21"/>
-        </w:rPr>
-        <w:t>)</w:t>
+        <w:t>Target Bitrate: BR = 500 kbps (NBT = 2000 ns)</w:t>
       </w:r>
     </w:p>
     <w:p>
@@ -1506,15 +1578,7 @@
           <w:color w:val="282C34"/>
           <w:sz w:val="21"/>
         </w:rPr>
-        <w:t xml:space="preserve">Desired Sample Point: </w:t>
-      </w:r>
-      <w:r>
-        <w:rPr>
-          <w:i/>
-          <w:color w:val="145AA0"/>
-          <w:sz w:val="21"/>
-        </w:rPr>
-        <w:t>87.5\%</w:t>
+        <w:t>Desired Sample Point: 87.5\%</w:t>
       </w:r>
     </w:p>
     <w:p>
@@ -1528,50 +1592,53 @@
           <w:color w:val="282C34"/>
           <w:sz w:val="21"/>
         </w:rPr>
-        <w:t xml:space="preserve">Choose Prescaler </w:t>
-      </w:r>
-      <w:r>
-        <w:rPr>
-          <w:i/>
-          <w:color w:val="145AA0"/>
-          <w:sz w:val="21"/>
-        </w:rPr>
-        <w:t>BRP = 6</w:t>
-      </w:r>
-      <w:r>
-        <w:rPr>
-          <w:color w:val="282C34"/>
-          <w:sz w:val="21"/>
-        </w:rPr>
-        <w:t>:</w:t>
+        <w:t>Choose Prescaler BRP = 6:</w:t>
       </w:r>
     </w:p>
-    <w:p>
-      <w:pPr>
-        <w:spacing w:after="80"/>
-      </w:pPr>
-      <w:r>
-        <w:rPr>
-          <w:i/>
-          <w:color w:val="145AA0"/>
-          <w:sz w:val="21"/>
-        </w:rPr>
-      </w:r>
-      <w:r>
-        <w:rPr>
-          <w:color w:val="282C34"/>
-          <w:sz w:val="21"/>
-        </w:rPr>
-        <w:t>t_q = \frac{6}{48\,\text{MHz}} = 125\,\text{ns}</w:t>
-      </w:r>
-      <w:r>
-        <w:rPr>
-          <w:i/>
-          <w:color w:val="145AA0"/>
-          <w:sz w:val="21"/>
-        </w:rPr>
-      </w:r>
-    </w:p>
+    <w:tbl>
+      <w:tblPr>
+        <w:tblW w:type="auto" w:w="0"/>
+        <w:jc w:val="center"/>
+        <w:tblLook w:firstColumn="1" w:firstRow="1" w:lastColumn="0" w:lastRow="0" w:noHBand="0" w:noVBand="1" w:val="04A0"/>
+      </w:tblPr>
+      <w:tblGrid>
+        <w:gridCol w:w="9792"/>
+      </w:tblGrid>
+      <w:tr>
+        <w:tc>
+          <w:tcPr>
+            <w:tcW w:type="dxa" w:w="9792"/>
+            <w:shd w:fill="F5F6F8"/>
+            <w:tcMar>
+              <w:top w:w="80" w:type="dxa"/>
+              <w:bottom w:w="80" w:type="dxa"/>
+              <w:left w:w="140" w:type="dxa"/>
+              <w:right w:w="140" w:type="dxa"/>
+            </w:tcMar>
+            <w:tcBorders>
+              <w:left w:val="single" w:sz="18" w:space="0" w:color="CBD5E0"/>
+              <w:top w:val="none"/>
+              <w:right w:val="none"/>
+              <w:bottom w:val="none"/>
+            </w:tcBorders>
+          </w:tcPr>
+          <w:p>
+            <w:pPr>
+              <w:spacing w:line="240" w:lineRule="auto" w:after="0"/>
+            </w:pPr>
+            <w:r>
+              <w:rPr>
+                <w:rFonts w:ascii="Consolas" w:hAnsi="Consolas"/>
+                <w:color w:val="2D3748"/>
+                <w:sz w:val="18"/>
+              </w:rPr>
+              <w:t>t_q = 6 / 48 MHz = 125 ns</w:t>
+            </w:r>
+          </w:p>
+        </w:tc>
+      </w:tr>
+    </w:tbl>
+    <w:p/>
     <w:p>
       <w:pPr>
         <w:pStyle w:val="ListNumber"/>
@@ -1586,32 +1653,50 @@
         <w:t>Calculate total quanta:</w:t>
       </w:r>
     </w:p>
-    <w:p>
-      <w:pPr>
-        <w:spacing w:after="80"/>
-      </w:pPr>
-      <w:r>
-        <w:rPr>
-          <w:i/>
-          <w:color w:val="145AA0"/>
-          <w:sz w:val="21"/>
-        </w:rPr>
-      </w:r>
-      <w:r>
-        <w:rPr>
-          <w:color w:val="282C34"/>
-          <w:sz w:val="21"/>
-        </w:rPr>
-        <w:t>N_{tq} = \frac{2000\,\text{ns}}{125\,\text{ns}} = 16\,t_q</w:t>
-      </w:r>
-      <w:r>
-        <w:rPr>
-          <w:i/>
-          <w:color w:val="145AA0"/>
-          <w:sz w:val="21"/>
-        </w:rPr>
-      </w:r>
-    </w:p>
+    <w:tbl>
+      <w:tblPr>
+        <w:tblW w:type="auto" w:w="0"/>
+        <w:jc w:val="center"/>
+        <w:tblLook w:firstColumn="1" w:firstRow="1" w:lastColumn="0" w:lastRow="0" w:noHBand="0" w:noVBand="1" w:val="04A0"/>
+      </w:tblPr>
+      <w:tblGrid>
+        <w:gridCol w:w="9792"/>
+      </w:tblGrid>
+      <w:tr>
+        <w:tc>
+          <w:tcPr>
+            <w:tcW w:type="dxa" w:w="9792"/>
+            <w:shd w:fill="F5F6F8"/>
+            <w:tcMar>
+              <w:top w:w="80" w:type="dxa"/>
+              <w:bottom w:w="80" w:type="dxa"/>
+              <w:left w:w="140" w:type="dxa"/>
+              <w:right w:w="140" w:type="dxa"/>
+            </w:tcMar>
+            <w:tcBorders>
+              <w:left w:val="single" w:sz="18" w:space="0" w:color="CBD5E0"/>
+              <w:top w:val="none"/>
+              <w:right w:val="none"/>
+              <w:bottom w:val="none"/>
+            </w:tcBorders>
+          </w:tcPr>
+          <w:p>
+            <w:pPr>
+              <w:spacing w:line="240" w:lineRule="auto" w:after="0"/>
+            </w:pPr>
+            <w:r>
+              <w:rPr>
+                <w:rFonts w:ascii="Consolas" w:hAnsi="Consolas"/>
+                <w:color w:val="2D3748"/>
+                <w:sz w:val="18"/>
+              </w:rPr>
+              <w:t>N_tq = 2000 ns / 125 ns = 16 t_q</w:t>
+            </w:r>
+          </w:p>
+        </w:tc>
+      </w:tr>
+    </w:tbl>
+    <w:p/>
     <w:p>
       <w:pPr>
         <w:pStyle w:val="ListNumber"/>
@@ -1623,50 +1708,53 @@
           <w:color w:val="282C34"/>
           <w:sz w:val="21"/>
         </w:rPr>
-        <w:t xml:space="preserve">Target Sample Point at </w:t>
-      </w:r>
-      <w:r>
-        <w:rPr>
-          <w:i/>
-          <w:color w:val="145AA0"/>
-          <w:sz w:val="21"/>
-        </w:rPr>
-        <w:t>87.5\%</w:t>
-      </w:r>
-      <w:r>
-        <w:rPr>
-          <w:color w:val="282C34"/>
-          <w:sz w:val="21"/>
-        </w:rPr>
-        <w:t>:</w:t>
+        <w:t>Target Sample Point at 87.5\%:</w:t>
       </w:r>
     </w:p>
-    <w:p>
-      <w:pPr>
-        <w:spacing w:after="80"/>
-      </w:pPr>
-      <w:r>
-        <w:rPr>
-          <w:i/>
-          <w:color w:val="145AA0"/>
-          <w:sz w:val="21"/>
-        </w:rPr>
-      </w:r>
-      <w:r>
-        <w:rPr>
-          <w:color w:val="282C34"/>
-          <w:sz w:val="21"/>
-        </w:rPr>
-        <w:t>\text{Sample Instant} = 16 \times 0.875 = 14\,t_q</w:t>
-      </w:r>
-      <w:r>
-        <w:rPr>
-          <w:i/>
-          <w:color w:val="145AA0"/>
-          <w:sz w:val="21"/>
-        </w:rPr>
-      </w:r>
-    </w:p>
+    <w:tbl>
+      <w:tblPr>
+        <w:tblW w:type="auto" w:w="0"/>
+        <w:jc w:val="center"/>
+        <w:tblLook w:firstColumn="1" w:firstRow="1" w:lastColumn="0" w:lastRow="0" w:noHBand="0" w:noVBand="1" w:val="04A0"/>
+      </w:tblPr>
+      <w:tblGrid>
+        <w:gridCol w:w="9792"/>
+      </w:tblGrid>
+      <w:tr>
+        <w:tc>
+          <w:tcPr>
+            <w:tcW w:type="dxa" w:w="9792"/>
+            <w:shd w:fill="F5F6F8"/>
+            <w:tcMar>
+              <w:top w:w="80" w:type="dxa"/>
+              <w:bottom w:w="80" w:type="dxa"/>
+              <w:left w:w="140" w:type="dxa"/>
+              <w:right w:w="140" w:type="dxa"/>
+            </w:tcMar>
+            <w:tcBorders>
+              <w:left w:val="single" w:sz="18" w:space="0" w:color="CBD5E0"/>
+              <w:top w:val="none"/>
+              <w:right w:val="none"/>
+              <w:bottom w:val="none"/>
+            </w:tcBorders>
+          </w:tcPr>
+          <w:p>
+            <w:pPr>
+              <w:spacing w:line="240" w:lineRule="auto" w:after="0"/>
+            </w:pPr>
+            <w:r>
+              <w:rPr>
+                <w:rFonts w:ascii="Consolas" w:hAnsi="Consolas"/>
+                <w:color w:val="2D3748"/>
+                <w:sz w:val="18"/>
+              </w:rPr>
+              <w:t>Sample Instant = 16 * 0.875 = 14 t_q</w:t>
+            </w:r>
+          </w:p>
+        </w:tc>
+      </w:tr>
+    </w:tbl>
+    <w:p/>
     <w:p>
       <w:pPr>
         <w:pStyle w:val="ListNumber"/>
@@ -1689,11 +1777,10 @@
       </w:pPr>
       <w:r>
         <w:rPr>
-          <w:i/>
-          <w:color w:val="145AA0"/>
+          <w:color w:val="282C34"/>
           <w:sz w:val="21"/>
         </w:rPr>
-        <w:t>Sync\_Seg = 1\,t_q</w:t>
+        <w:t>Sync_Seg = 1 t_q</w:t>
       </w:r>
     </w:p>
     <w:p>
@@ -1704,48 +1791,10 @@
       </w:pPr>
       <w:r>
         <w:rPr>
-          <w:i/>
-          <w:color w:val="145AA0"/>
-          <w:sz w:val="21"/>
-        </w:rPr>
-        <w:t>TSEG1 = 14 - 1 = 13\,t_q</w:t>
-      </w:r>
-      <w:r>
-        <w:rPr>
           <w:color w:val="282C34"/>
           <w:sz w:val="21"/>
         </w:rPr>
-        <w:t xml:space="preserve"> (e.g., </w:t>
-      </w:r>
-      <w:r>
-        <w:rPr>
-          <w:i/>
-          <w:color w:val="145AA0"/>
-          <w:sz w:val="21"/>
-        </w:rPr>
-        <w:t>Prop\_Seg = 7\,t_q</w:t>
-      </w:r>
-      <w:r>
-        <w:rPr>
-          <w:color w:val="282C34"/>
-          <w:sz w:val="21"/>
-        </w:rPr>
-        <w:t xml:space="preserve">, </w:t>
-      </w:r>
-      <w:r>
-        <w:rPr>
-          <w:i/>
-          <w:color w:val="145AA0"/>
-          <w:sz w:val="21"/>
-        </w:rPr>
-        <w:t>Phase\_Seg1 = 6\,t_q</w:t>
-      </w:r>
-      <w:r>
-        <w:rPr>
-          <w:color w:val="282C34"/>
-          <w:sz w:val="21"/>
-        </w:rPr>
-        <w:t>)</w:t>
+        <w:t>TSEG1 = 14 - 1 = 13 t_q (e.g., Prop_Seg = 7 t_q, Phase_Seg1 = 6 t_q)</w:t>
       </w:r>
     </w:p>
     <w:p>
@@ -1756,33 +1805,10 @@
       </w:pPr>
       <w:r>
         <w:rPr>
-          <w:i/>
-          <w:color w:val="145AA0"/>
-          <w:sz w:val="21"/>
-        </w:rPr>
-        <w:t>TSEG2 = 16 - 14 = 2\,t_q</w:t>
-      </w:r>
-      <w:r>
-        <w:rPr>
           <w:color w:val="282C34"/>
           <w:sz w:val="21"/>
         </w:rPr>
-        <w:t xml:space="preserve"> (</w:t>
-      </w:r>
-      <w:r>
-        <w:rPr>
-          <w:i/>
-          <w:color w:val="145AA0"/>
-          <w:sz w:val="21"/>
-        </w:rPr>
-        <w:t>Phase\_Seg2 = 2\,t_q</w:t>
-      </w:r>
-      <w:r>
-        <w:rPr>
-          <w:color w:val="282C34"/>
-          <w:sz w:val="21"/>
-        </w:rPr>
-        <w:t>)</w:t>
+        <w:t>TSEG2 = 16 - 14 = 2 t_q (Phase_Seg2 = 2 t_q)</w:t>
       </w:r>
     </w:p>
     <w:p>
@@ -1799,32 +1825,50 @@
         <w:t>Actual Sample Point:</w:t>
       </w:r>
     </w:p>
-    <w:p>
-      <w:pPr>
-        <w:spacing w:after="80"/>
-      </w:pPr>
-      <w:r>
-        <w:rPr>
-          <w:i/>
-          <w:color w:val="145AA0"/>
-          <w:sz w:val="21"/>
-        </w:rPr>
-      </w:r>
-      <w:r>
-        <w:rPr>
-          <w:color w:val="282C34"/>
-          <w:sz w:val="21"/>
-        </w:rPr>
-        <w:t>SP = \frac{1 + 13}{16} \times 100\% = \frac{14}{16} \times 100\% = 87.50\% \quad \text{(Exact 0.00\% error)}</w:t>
-      </w:r>
-      <w:r>
-        <w:rPr>
-          <w:i/>
-          <w:color w:val="145AA0"/>
-          <w:sz w:val="21"/>
-        </w:rPr>
-      </w:r>
-    </w:p>
+    <w:tbl>
+      <w:tblPr>
+        <w:tblW w:type="auto" w:w="0"/>
+        <w:jc w:val="center"/>
+        <w:tblLook w:firstColumn="1" w:firstRow="1" w:lastColumn="0" w:lastRow="0" w:noHBand="0" w:noVBand="1" w:val="04A0"/>
+      </w:tblPr>
+      <w:tblGrid>
+        <w:gridCol w:w="9792"/>
+      </w:tblGrid>
+      <w:tr>
+        <w:tc>
+          <w:tcPr>
+            <w:tcW w:type="dxa" w:w="9792"/>
+            <w:shd w:fill="F5F6F8"/>
+            <w:tcMar>
+              <w:top w:w="80" w:type="dxa"/>
+              <w:bottom w:w="80" w:type="dxa"/>
+              <w:left w:w="140" w:type="dxa"/>
+              <w:right w:w="140" w:type="dxa"/>
+            </w:tcMar>
+            <w:tcBorders>
+              <w:left w:val="single" w:sz="18" w:space="0" w:color="CBD5E0"/>
+              <w:top w:val="none"/>
+              <w:right w:val="none"/>
+              <w:bottom w:val="none"/>
+            </w:tcBorders>
+          </w:tcPr>
+          <w:p>
+            <w:pPr>
+              <w:spacing w:line="240" w:lineRule="auto" w:after="0"/>
+            </w:pPr>
+            <w:r>
+              <w:rPr>
+                <w:rFonts w:ascii="Consolas" w:hAnsi="Consolas"/>
+                <w:color w:val="2D3748"/>
+                <w:sz w:val="18"/>
+              </w:rPr>
+              <w:t>SP = (1 + 13) / 16 * 100\% = 14 / 16 * 100\% = 87.50\% (Exact 0.00\% error)</w:t>
+            </w:r>
+          </w:p>
+        </w:tc>
+      </w:tr>
+    </w:tbl>
+    <w:p/>
     <w:p>
       <w:pPr>
         <w:pStyle w:val="ListNumber"/>
@@ -1836,50 +1880,53 @@
           <w:color w:val="282C34"/>
           <w:sz w:val="21"/>
         </w:rPr>
-        <w:t>Synchronization Jump Width (</w:t>
-      </w:r>
-      <w:r>
-        <w:rPr>
-          <w:i/>
-          <w:color w:val="145AA0"/>
-          <w:sz w:val="21"/>
-        </w:rPr>
-        <w:t>SJW</w:t>
-      </w:r>
-      <w:r>
-        <w:rPr>
-          <w:color w:val="282C34"/>
-          <w:sz w:val="21"/>
-        </w:rPr>
-        <w:t>):</w:t>
+        <w:t>Synchronization Jump Width (SJW):</w:t>
       </w:r>
     </w:p>
-    <w:p>
-      <w:pPr>
-        <w:spacing w:after="80"/>
-      </w:pPr>
-      <w:r>
-        <w:rPr>
-          <w:i/>
-          <w:color w:val="145AA0"/>
-          <w:sz w:val="21"/>
-        </w:rPr>
-      </w:r>
-      <w:r>
-        <w:rPr>
-          <w:color w:val="282C34"/>
-          <w:sz w:val="21"/>
-        </w:rPr>
-        <w:t>SJW = \min(4, Phase\_Seg1, Phase\_Seg2) = \min(4, 6, 2) = 2\,t_q</w:t>
-      </w:r>
-      <w:r>
-        <w:rPr>
-          <w:i/>
-          <w:color w:val="145AA0"/>
-          <w:sz w:val="21"/>
-        </w:rPr>
-      </w:r>
-    </w:p>
+    <w:tbl>
+      <w:tblPr>
+        <w:tblW w:type="auto" w:w="0"/>
+        <w:jc w:val="center"/>
+        <w:tblLook w:firstColumn="1" w:firstRow="1" w:lastColumn="0" w:lastRow="0" w:noHBand="0" w:noVBand="1" w:val="04A0"/>
+      </w:tblPr>
+      <w:tblGrid>
+        <w:gridCol w:w="9792"/>
+      </w:tblGrid>
+      <w:tr>
+        <w:tc>
+          <w:tcPr>
+            <w:tcW w:type="dxa" w:w="9792"/>
+            <w:shd w:fill="F5F6F8"/>
+            <w:tcMar>
+              <w:top w:w="80" w:type="dxa"/>
+              <w:bottom w:w="80" w:type="dxa"/>
+              <w:left w:w="140" w:type="dxa"/>
+              <w:right w:w="140" w:type="dxa"/>
+            </w:tcMar>
+            <w:tcBorders>
+              <w:left w:val="single" w:sz="18" w:space="0" w:color="CBD5E0"/>
+              <w:top w:val="none"/>
+              <w:right w:val="none"/>
+              <w:bottom w:val="none"/>
+            </w:tcBorders>
+          </w:tcPr>
+          <w:p>
+            <w:pPr>
+              <w:spacing w:line="240" w:lineRule="auto" w:after="0"/>
+            </w:pPr>
+            <w:r>
+              <w:rPr>
+                <w:rFonts w:ascii="Consolas" w:hAnsi="Consolas"/>
+                <w:color w:val="2D3748"/>
+                <w:sz w:val="18"/>
+              </w:rPr>
+              <w:t>SJW = min(4, Phase_Seg1, Phase_Seg2) = min(4, 6, 2) = 2 t_q</w:t>
+            </w:r>
+          </w:p>
+        </w:tc>
+      </w:tr>
+    </w:tbl>
+    <w:p/>
     <w:p>
       <w:pPr>
         <w:spacing w:before="80" w:after="80"/>
@@ -1898,24 +1945,7 @@
           <w:color w:val="184C78"/>
           <w:sz w:val="28"/>
         </w:rPr>
-        <w:t>2. Synchronization Jump Width (</w:t>
-      </w:r>
-      <w:r>
-        <w:rPr>
-          <w:b/>
-          <w:i/>
-          <w:color w:val="145AA0"/>
-          <w:sz w:val="28"/>
-        </w:rPr>
-        <w:t>SJW</w:t>
-      </w:r>
-      <w:r>
-        <w:rPr>
-          <w:b/>
-          <w:color w:val="184C78"/>
-          <w:sz w:val="28"/>
-        </w:rPr>
-        <w:t>) &amp; Clock Tolerance</w:t>
+        <w:t>2. Synchronization Jump Width (SJW) &amp; Clock Tolerance</w:t>
       </w:r>
     </w:p>
     <w:p>
@@ -1977,22 +2007,7 @@
           <w:color w:val="282C34"/>
           <w:sz w:val="21"/>
         </w:rPr>
-        <w:t xml:space="preserve"> after the bus has been idle. The internal bit time counter of every receiver is reset immediately to </w:t>
-      </w:r>
-      <w:r>
-        <w:rPr>
-          <w:i/>
-          <w:color w:val="145AA0"/>
-          <w:sz w:val="21"/>
-        </w:rPr>
-        <w:t>Sync\_Seg</w:t>
-      </w:r>
-      <w:r>
-        <w:rPr>
-          <w:color w:val="282C34"/>
-          <w:sz w:val="21"/>
-        </w:rPr>
-        <w:t>.</w:t>
+        <w:t xml:space="preserve"> after the bus has been idle. The internal bit time counter of every receiver is reset immediately to Sync_Seg.</w:t>
       </w:r>
     </w:p>
     <w:p>
@@ -2014,22 +2029,7 @@
           <w:color w:val="282C34"/>
           <w:sz w:val="21"/>
         </w:rPr>
-        <w:t xml:space="preserve">: Occurs on any subsequent recessive-to-dominant edge throughout the frame. The receiver calculates the phase error </w:t>
-      </w:r>
-      <w:r>
-        <w:rPr>
-          <w:i/>
-          <w:color w:val="145AA0"/>
-          <w:sz w:val="21"/>
-        </w:rPr>
-        <w:t>e</w:t>
-      </w:r>
-      <w:r>
-        <w:rPr>
-          <w:color w:val="282C34"/>
-          <w:sz w:val="21"/>
-        </w:rPr>
-        <w:t>:</w:t>
+        <w:t>: Occurs on any subsequent recessive-to-dominant edge throughout the frame. The receiver calculates the phase error e:</w:t>
       </w:r>
     </w:p>
     <w:p>
@@ -2051,44 +2051,14 @@
           <w:color w:val="282C34"/>
           <w:sz w:val="21"/>
         </w:rPr>
-        <w:t>after $Sync\_Seg$</w:t>
+        <w:t>after Sync_Seg</w:t>
       </w:r>
       <w:r>
         <w:rPr>
           <w:color w:val="282C34"/>
           <w:sz w:val="21"/>
         </w:rPr>
-        <w:t xml:space="preserve"> (positive phase error), </w:t>
-      </w:r>
-      <w:r>
-        <w:rPr>
-          <w:i/>
-          <w:color w:val="145AA0"/>
-          <w:sz w:val="21"/>
-        </w:rPr>
-        <w:t>Phase\_Seg1</w:t>
-      </w:r>
-      <w:r>
-        <w:rPr>
-          <w:color w:val="282C34"/>
-          <w:sz w:val="21"/>
-        </w:rPr>
-        <w:t xml:space="preserve"> is lengthened by up to </w:t>
-      </w:r>
-      <w:r>
-        <w:rPr>
-          <w:i/>
-          <w:color w:val="145AA0"/>
-          <w:sz w:val="21"/>
-        </w:rPr>
-        <w:t>SJW</w:t>
-      </w:r>
-      <w:r>
-        <w:rPr>
-          <w:color w:val="282C34"/>
-          <w:sz w:val="21"/>
-        </w:rPr>
-        <w:t>.</w:t>
+        <w:t xml:space="preserve"> (positive phase error), Phase_Seg1 is lengthened by up to SJW.</w:t>
       </w:r>
     </w:p>
     <w:p>
@@ -2110,44 +2080,14 @@
           <w:color w:val="282C34"/>
           <w:sz w:val="21"/>
         </w:rPr>
-        <w:t>before $Sync\_Seg$</w:t>
+        <w:t>before Sync_Seg</w:t>
       </w:r>
       <w:r>
         <w:rPr>
           <w:color w:val="282C34"/>
           <w:sz w:val="21"/>
         </w:rPr>
-        <w:t xml:space="preserve"> (negative phase error), </w:t>
-      </w:r>
-      <w:r>
-        <w:rPr>
-          <w:i/>
-          <w:color w:val="145AA0"/>
-          <w:sz w:val="21"/>
-        </w:rPr>
-        <w:t>Phase\_Seg2</w:t>
-      </w:r>
-      <w:r>
-        <w:rPr>
-          <w:color w:val="282C34"/>
-          <w:sz w:val="21"/>
-        </w:rPr>
-        <w:t xml:space="preserve"> is shortened by up to </w:t>
-      </w:r>
-      <w:r>
-        <w:rPr>
-          <w:i/>
-          <w:color w:val="145AA0"/>
-          <w:sz w:val="21"/>
-        </w:rPr>
-        <w:t>SJW</w:t>
-      </w:r>
-      <w:r>
-        <w:rPr>
-          <w:color w:val="282C34"/>
-          <w:sz w:val="21"/>
-        </w:rPr>
-        <w:t>.</w:t>
+        <w:t xml:space="preserve"> (negative phase error), Phase_Seg2 is shortened by up to SJW.</w:t>
       </w:r>
     </w:p>
     <w:p>
@@ -2172,76 +2112,97 @@
           <w:color w:val="282C34"/>
           <w:sz w:val="21"/>
         </w:rPr>
-        <w:t>For two CAN nodes to communicate reliably without experiencing bit-stuffing errors, their oscillator frequency deviation (</w:t>
-      </w:r>
-      <w:r>
-        <w:rPr>
-          <w:i/>
-          <w:color w:val="145AA0"/>
-          <w:sz w:val="21"/>
-        </w:rPr>
-        <w:t>\Delta f / f</w:t>
-      </w:r>
-      <w:r>
-        <w:rPr>
-          <w:color w:val="282C34"/>
-          <w:sz w:val="21"/>
-        </w:rPr>
-        <w:t>) must satisfy:</w:t>
+        <w:t>For two CAN nodes to communicate reliably without experiencing bit-stuffing errors, their oscillator frequency deviation (Δ f / f) must satisfy:</w:t>
       </w:r>
     </w:p>
-    <w:p>
-      <w:pPr>
-        <w:spacing w:after="80"/>
-      </w:pPr>
-      <w:r>
-        <w:rPr>
-          <w:i/>
-          <w:color w:val="145AA0"/>
-          <w:sz w:val="21"/>
-        </w:rPr>
-      </w:r>
-      <w:r>
-        <w:rPr>
-          <w:color w:val="282C34"/>
-          <w:sz w:val="21"/>
-        </w:rPr>
-        <w:t>\frac{\Delta f}{f} \le \frac{SJW}{2 \times 10 \times N_{tq}}</w:t>
-      </w:r>
-      <w:r>
-        <w:rPr>
-          <w:i/>
-          <w:color w:val="145AA0"/>
-          <w:sz w:val="21"/>
-        </w:rPr>
-      </w:r>
-    </w:p>
-    <w:p>
-      <w:pPr>
-        <w:spacing w:after="80"/>
-      </w:pPr>
-      <w:r>
-        <w:rPr>
-          <w:i/>
-          <w:color w:val="145AA0"/>
-          <w:sz w:val="21"/>
-        </w:rPr>
-      </w:r>
-      <w:r>
-        <w:rPr>
-          <w:color w:val="282C34"/>
-          <w:sz w:val="21"/>
-        </w:rPr>
-        <w:t>\frac{\Delta f}{f} \le \frac{\min(Phase\_Seg1, Phase\_Seg2)}{2 \times (13 \times N_{tq} - Phase\_Seg2)}</w:t>
-      </w:r>
-      <w:r>
-        <w:rPr>
-          <w:i/>
-          <w:color w:val="145AA0"/>
-          <w:sz w:val="21"/>
-        </w:rPr>
-      </w:r>
-    </w:p>
+    <w:tbl>
+      <w:tblPr>
+        <w:tblW w:type="auto" w:w="0"/>
+        <w:jc w:val="center"/>
+        <w:tblLook w:firstColumn="1" w:firstRow="1" w:lastColumn="0" w:lastRow="0" w:noHBand="0" w:noVBand="1" w:val="04A0"/>
+      </w:tblPr>
+      <w:tblGrid>
+        <w:gridCol w:w="9792"/>
+      </w:tblGrid>
+      <w:tr>
+        <w:tc>
+          <w:tcPr>
+            <w:tcW w:type="dxa" w:w="9792"/>
+            <w:shd w:fill="F5F6F8"/>
+            <w:tcMar>
+              <w:top w:w="80" w:type="dxa"/>
+              <w:bottom w:w="80" w:type="dxa"/>
+              <w:left w:w="140" w:type="dxa"/>
+              <w:right w:w="140" w:type="dxa"/>
+            </w:tcMar>
+            <w:tcBorders>
+              <w:left w:val="single" w:sz="18" w:space="0" w:color="CBD5E0"/>
+              <w:top w:val="none"/>
+              <w:right w:val="none"/>
+              <w:bottom w:val="none"/>
+            </w:tcBorders>
+          </w:tcPr>
+          <w:p>
+            <w:pPr>
+              <w:spacing w:line="240" w:lineRule="auto" w:after="0"/>
+            </w:pPr>
+            <w:r>
+              <w:rPr>
+                <w:rFonts w:ascii="Consolas" w:hAnsi="Consolas"/>
+                <w:color w:val="2D3748"/>
+                <w:sz w:val="18"/>
+              </w:rPr>
+              <w:t>(Δ f) / f &lt;= SJW / (2 * 10 * N_tq)</w:t>
+            </w:r>
+          </w:p>
+        </w:tc>
+      </w:tr>
+    </w:tbl>
+    <w:p/>
+    <w:tbl>
+      <w:tblPr>
+        <w:tblW w:type="auto" w:w="0"/>
+        <w:jc w:val="center"/>
+        <w:tblLook w:firstColumn="1" w:firstRow="1" w:lastColumn="0" w:lastRow="0" w:noHBand="0" w:noVBand="1" w:val="04A0"/>
+      </w:tblPr>
+      <w:tblGrid>
+        <w:gridCol w:w="9792"/>
+      </w:tblGrid>
+      <w:tr>
+        <w:tc>
+          <w:tcPr>
+            <w:tcW w:type="dxa" w:w="9792"/>
+            <w:shd w:fill="F5F6F8"/>
+            <w:tcMar>
+              <w:top w:w="80" w:type="dxa"/>
+              <w:bottom w:w="80" w:type="dxa"/>
+              <w:left w:w="140" w:type="dxa"/>
+              <w:right w:w="140" w:type="dxa"/>
+            </w:tcMar>
+            <w:tcBorders>
+              <w:left w:val="single" w:sz="18" w:space="0" w:color="CBD5E0"/>
+              <w:top w:val="none"/>
+              <w:right w:val="none"/>
+              <w:bottom w:val="none"/>
+            </w:tcBorders>
+          </w:tcPr>
+          <w:p>
+            <w:pPr>
+              <w:spacing w:line="240" w:lineRule="auto" w:after="0"/>
+            </w:pPr>
+            <w:r>
+              <w:rPr>
+                <w:rFonts w:ascii="Consolas" w:hAnsi="Consolas"/>
+                <w:color w:val="2D3748"/>
+                <w:sz w:val="18"/>
+              </w:rPr>
+              <w:t>(Δ f) / f &lt;= (min(Phase_Seg1, Phase_Seg2)) / (2 * (13 * N_tq - Phase_Seg2))</w:t>
+            </w:r>
+          </w:p>
+        </w:tc>
+      </w:tr>
+    </w:tbl>
+    <w:p/>
     <w:tbl>
       <w:tblPr>
         <w:tblW w:type="auto" w:w="0"/>
@@ -2286,22 +2247,7 @@
                 <w:color w:val="282C34"/>
                 <w:sz w:val="20"/>
               </w:rPr>
-              <w:t>Ceramic resonators (</w:t>
-            </w:r>
-            <w:r>
-              <w:rPr>
-                <w:i/>
-                <w:color w:val="145AA0"/>
-                <w:sz w:val="20"/>
-              </w:rPr>
-              <w:t>&gt; ± 0.5\%</w:t>
-            </w:r>
-            <w:r>
-              <w:rPr>
-                <w:color w:val="282C34"/>
-                <w:sz w:val="20"/>
-              </w:rPr>
-              <w:t xml:space="preserve"> tolerance) are marginal for 500 kbps and strictly prohibited for CAN FD. </w:t>
+              <w:t xml:space="preserve">Ceramic resonators (&gt; ± 0.5\% tolerance) are marginal for 500 kbps and strictly prohibited for CAN FD. </w:t>
             </w:r>
             <w:r>
               <w:rPr>
@@ -2309,7 +2255,7 @@
                 <w:color w:val="282C34"/>
                 <w:sz w:val="20"/>
               </w:rPr>
-              <w:t>Automotive grade quartz crystals ($\pm 50\,\text{ppm}$ to $\pm 100\,\text{ppm}$)</w:t>
+              <w:t>Automotive grade quartz crystals (± 50 ppm to ± 100 ppm)</w:t>
             </w:r>
             <w:r>
               <w:rPr>
@@ -2353,37 +2299,7 @@
           <w:color w:val="282C34"/>
           <w:sz w:val="21"/>
         </w:rPr>
-        <w:t xml:space="preserve">In CAN FD, data payload bytes are transmitted at elevated speeds (e.g., </w:t>
-      </w:r>
-      <w:r>
-        <w:rPr>
-          <w:i/>
-          <w:color w:val="145AA0"/>
-          <w:sz w:val="21"/>
-        </w:rPr>
-        <w:t>2\,Mbps</w:t>
-      </w:r>
-      <w:r>
-        <w:rPr>
-          <w:color w:val="282C34"/>
-          <w:sz w:val="21"/>
-        </w:rPr>
-        <w:t xml:space="preserve"> or </w:t>
-      </w:r>
-      <w:r>
-        <w:rPr>
-          <w:i/>
-          <w:color w:val="145AA0"/>
-          <w:sz w:val="21"/>
-        </w:rPr>
-        <w:t>5\,Mbps</w:t>
-      </w:r>
-      <w:r>
-        <w:rPr>
-          <w:color w:val="282C34"/>
-          <w:sz w:val="21"/>
-        </w:rPr>
-        <w:t>), where a single bit time shrinks to:</w:t>
+        <w:t>In CAN FD, data payload bytes are transmitted at elevated speeds (e.g., 2 Mbps or 5 Mbps), where a single bit time shrinks to:</w:t>
       </w:r>
     </w:p>
     <w:p>
@@ -2397,30 +2313,7 @@
           <w:color w:val="282C34"/>
           <w:sz w:val="21"/>
         </w:rPr>
-        <w:t xml:space="preserve">At </w:t>
-      </w:r>
-      <w:r>
-        <w:rPr>
-          <w:i/>
-          <w:color w:val="145AA0"/>
-          <w:sz w:val="21"/>
-        </w:rPr>
-        <w:t>2\,Mbps</w:t>
-      </w:r>
-      <w:r>
-        <w:rPr>
-          <w:color w:val="282C34"/>
-          <w:sz w:val="21"/>
-        </w:rPr>
-        <w:t xml:space="preserve">: </w:t>
-      </w:r>
-      <w:r>
-        <w:rPr>
-          <w:i/>
-          <w:color w:val="145AA0"/>
-          <w:sz w:val="21"/>
-        </w:rPr>
-        <w:t>T_{bit = 500\,ns</w:t>
+        <w:t>At 2 Mbps: T_bit = 500 ns</w:t>
       </w:r>
     </w:p>
     <w:p>
@@ -2434,30 +2327,7 @@
           <w:color w:val="282C34"/>
           <w:sz w:val="21"/>
         </w:rPr>
-        <w:t xml:space="preserve">At </w:t>
-      </w:r>
-      <w:r>
-        <w:rPr>
-          <w:i/>
-          <w:color w:val="145AA0"/>
-          <w:sz w:val="21"/>
-        </w:rPr>
-        <w:t>5\,Mbps</w:t>
-      </w:r>
-      <w:r>
-        <w:rPr>
-          <w:color w:val="282C34"/>
-          <w:sz w:val="21"/>
-        </w:rPr>
-        <w:t xml:space="preserve">: </w:t>
-      </w:r>
-      <w:r>
-        <w:rPr>
-          <w:i/>
-          <w:color w:val="145AA0"/>
-          <w:sz w:val="21"/>
-        </w:rPr>
-        <w:t>T_{bit = 200\,ns</w:t>
+        <w:t>At 5 Mbps: T_bit = 200 ns</w:t>
       </w:r>
     </w:p>
     <w:p>
@@ -2482,22 +2352,7 @@
           <w:color w:val="282C34"/>
           <w:sz w:val="21"/>
         </w:rPr>
-        <w:t>A physical CAN transceiver has an internal round-trip loopback delay (</w:t>
-      </w:r>
-      <w:r>
-        <w:rPr>
-          <w:i/>
-          <w:color w:val="145AA0"/>
-          <w:sz w:val="21"/>
-        </w:rPr>
-        <w:t>t_{loop = t_{tx\_delay + t_{rx\_delay</w:t>
-      </w:r>
-      <w:r>
-        <w:rPr>
-          <w:color w:val="282C34"/>
-          <w:sz w:val="21"/>
-        </w:rPr>
-        <w:t xml:space="preserve">) typically between </w:t>
+        <w:t xml:space="preserve">A physical CAN transceiver has an internal round-trip loopback delay (t_loop = t_tx_delay + t_rx_delay) typically between </w:t>
       </w:r>
       <w:r>
         <w:rPr>
@@ -2505,7 +2360,7 @@
           <w:color w:val="282C34"/>
           <w:sz w:val="21"/>
         </w:rPr>
-        <w:t>$100\,\text{ns}$ and $200\,\text{ns}$</w:t>
+        <w:t>100 ns and 200 ns</w:t>
       </w:r>
       <w:r>
         <w:rPr>
@@ -2591,37 +2446,7 @@
           <w:color w:val="282C34"/>
           <w:sz w:val="21"/>
         </w:rPr>
-        <w:t xml:space="preserve"> at the standard </w:t>
-      </w:r>
-      <w:r>
-        <w:rPr>
-          <w:i/>
-          <w:color w:val="145AA0"/>
-          <w:sz w:val="21"/>
-        </w:rPr>
-        <w:t>75\%</w:t>
-      </w:r>
-      <w:r>
-        <w:rPr>
-          <w:color w:val="282C34"/>
-          <w:sz w:val="21"/>
-        </w:rPr>
-        <w:t xml:space="preserve"> sample point (</w:t>
-      </w:r>
-      <w:r>
-        <w:rPr>
-          <w:i/>
-          <w:color w:val="145AA0"/>
-          <w:sz w:val="21"/>
-        </w:rPr>
-        <w:t>150\,ns</w:t>
-      </w:r>
-      <w:r>
-        <w:rPr>
-          <w:color w:val="282C34"/>
-          <w:sz w:val="21"/>
-        </w:rPr>
-        <w:t xml:space="preserve"> into the bit period), the transceiver's output would not have arrived yet. The controller would read the </w:t>
+        <w:t xml:space="preserve"> at the standard 75\% sample point (150 ns into the bit period), the transceiver's output would not have arrived yet. The controller would read the </w:t>
       </w:r>
       <w:r>
         <w:rPr>
@@ -2752,32 +2577,50 @@
         <w:t>, measuring the exact real-time loop delay:</w:t>
       </w:r>
     </w:p>
-    <w:p>
-      <w:pPr>
-        <w:spacing w:after="80"/>
-      </w:pPr>
-      <w:r>
-        <w:rPr>
-          <w:i/>
-          <w:color w:val="145AA0"/>
-          <w:sz w:val="21"/>
-        </w:rPr>
-      </w:r>
-      <w:r>
-        <w:rPr>
-          <w:color w:val="282C34"/>
-          <w:sz w:val="21"/>
-        </w:rPr>
-        <w:t>\text{Measured Delay} = t_{loop\_actual}</w:t>
-      </w:r>
-      <w:r>
-        <w:rPr>
-          <w:i/>
-          <w:color w:val="145AA0"/>
-          <w:sz w:val="21"/>
-        </w:rPr>
-      </w:r>
-    </w:p>
+    <w:tbl>
+      <w:tblPr>
+        <w:tblW w:type="auto" w:w="0"/>
+        <w:jc w:val="center"/>
+        <w:tblLook w:firstColumn="1" w:firstRow="1" w:lastColumn="0" w:lastRow="0" w:noHBand="0" w:noVBand="1" w:val="04A0"/>
+      </w:tblPr>
+      <w:tblGrid>
+        <w:gridCol w:w="9792"/>
+      </w:tblGrid>
+      <w:tr>
+        <w:tc>
+          <w:tcPr>
+            <w:tcW w:type="dxa" w:w="9792"/>
+            <w:shd w:fill="F5F6F8"/>
+            <w:tcMar>
+              <w:top w:w="80" w:type="dxa"/>
+              <w:bottom w:w="80" w:type="dxa"/>
+              <w:left w:w="140" w:type="dxa"/>
+              <w:right w:w="140" w:type="dxa"/>
+            </w:tcMar>
+            <w:tcBorders>
+              <w:left w:val="single" w:sz="18" w:space="0" w:color="CBD5E0"/>
+              <w:top w:val="none"/>
+              <w:right w:val="none"/>
+              <w:bottom w:val="none"/>
+            </w:tcBorders>
+          </w:tcPr>
+          <w:p>
+            <w:pPr>
+              <w:spacing w:line="240" w:lineRule="auto" w:after="0"/>
+            </w:pPr>
+            <w:r>
+              <w:rPr>
+                <w:rFonts w:ascii="Consolas" w:hAnsi="Consolas"/>
+                <w:color w:val="2D3748"/>
+                <w:sz w:val="18"/>
+              </w:rPr>
+              <w:t>Measured Delay = t_loop_actual</w:t>
+            </w:r>
+          </w:p>
+        </w:tc>
+      </w:tr>
+    </w:tbl>
+    <w:p/>
     <w:p>
       <w:pPr>
         <w:pStyle w:val="ListNumber"/>
@@ -2807,32 +2650,50 @@
         <w:t xml:space="preserve"> displaced from the transmitted edge:</w:t>
       </w:r>
     </w:p>
-    <w:p>
-      <w:pPr>
-        <w:spacing w:after="80"/>
-      </w:pPr>
-      <w:r>
-        <w:rPr>
-          <w:i/>
-          <w:color w:val="145AA0"/>
-          <w:sz w:val="21"/>
-        </w:rPr>
-      </w:r>
-      <w:r>
-        <w:rPr>
-          <w:color w:val="282C34"/>
-          <w:sz w:val="21"/>
-        </w:rPr>
-        <w:t>SSP = t_{loop\_actual} + TDCO</w:t>
-      </w:r>
-      <w:r>
-        <w:rPr>
-          <w:i/>
-          <w:color w:val="145AA0"/>
-          <w:sz w:val="21"/>
-        </w:rPr>
-      </w:r>
-    </w:p>
+    <w:tbl>
+      <w:tblPr>
+        <w:tblW w:type="auto" w:w="0"/>
+        <w:jc w:val="center"/>
+        <w:tblLook w:firstColumn="1" w:firstRow="1" w:lastColumn="0" w:lastRow="0" w:noHBand="0" w:noVBand="1" w:val="04A0"/>
+      </w:tblPr>
+      <w:tblGrid>
+        <w:gridCol w:w="9792"/>
+      </w:tblGrid>
+      <w:tr>
+        <w:tc>
+          <w:tcPr>
+            <w:tcW w:type="dxa" w:w="9792"/>
+            <w:shd w:fill="F5F6F8"/>
+            <w:tcMar>
+              <w:top w:w="80" w:type="dxa"/>
+              <w:bottom w:w="80" w:type="dxa"/>
+              <w:left w:w="140" w:type="dxa"/>
+              <w:right w:w="140" w:type="dxa"/>
+            </w:tcMar>
+            <w:tcBorders>
+              <w:left w:val="single" w:sz="18" w:space="0" w:color="CBD5E0"/>
+              <w:top w:val="none"/>
+              <w:right w:val="none"/>
+              <w:bottom w:val="none"/>
+            </w:tcBorders>
+          </w:tcPr>
+          <w:p>
+            <w:pPr>
+              <w:spacing w:line="240" w:lineRule="auto" w:after="0"/>
+            </w:pPr>
+            <w:r>
+              <w:rPr>
+                <w:rFonts w:ascii="Consolas" w:hAnsi="Consolas"/>
+                <w:color w:val="2D3748"/>
+                <w:sz w:val="18"/>
+              </w:rPr>
+              <w:t>SSP = t_loop_actual + TDCO</w:t>
+            </w:r>
+          </w:p>
+        </w:tc>
+      </w:tr>
+    </w:tbl>
+    <w:p/>
     <w:p>
       <w:pPr>
         <w:spacing w:after="80"/>
@@ -2843,7 +2704,7 @@
           <w:color w:val="282C34"/>
           <w:sz w:val="21"/>
         </w:rPr>
-        <w:t>(where $TDCO$ is the Transmitter Delay Compensation Offset, typically set to $50\% - 75\%$ of the fast bit time).</w:t>
+        <w:t>(where TDCO is the Transmitter Delay Compensation Offset, typically set to 50\% - 75\% of the fast bit time).</w:t>
       </w:r>
     </w:p>
     <w:tbl>
@@ -2895,15 +2756,15 @@
               <w:br/>
               <w:t xml:space="preserve"> │ Target Bitrate          │ 500 kbps        │ 2.0 Mbps        │</w:t>
               <w:br/>
-              <w:t xml:space="preserve"> │ Bit Duration ($T_{bit}$)│ 2000 ns         │ 500 ns          │</w:t>
+              <w:t xml:space="preserve"> │ Bit Duration (T_bit)│ 2000 ns         │ 500 ns          │</w:t>
               <w:br/>
               <w:t xml:space="preserve"> │ Peripheral Clock        │ 80 MHz          │ 80 MHz          │</w:t>
               <w:br/>
-              <w:t xml:space="preserve"> │ Prescaler ($BRP$)       │ 10              │ 2               │</w:t>
+              <w:t xml:space="preserve"> │ Prescaler (BRP)       │ 10              │ 2               │</w:t>
               <w:br/>
-              <w:t xml:space="preserve"> │ Quanta Duration ($t_q$) │ 125 ns          │ 25 ns           │</w:t>
+              <w:t xml:space="preserve"> │ Quanta Duration (t_q) │ 125 ns          │ 25 ns           │</w:t>
               <w:br/>
-              <w:t xml:space="preserve"> │ Total Quanta ($N_{tq}$) │ 16              │ 20              │</w:t>
+              <w:t xml:space="preserve"> │ Total Quanta (N_tq) │ 16              │ 20              │</w:t>
               <w:br/>
               <w:t xml:space="preserve"> │ Sample Point            │ 87.5%           │ 75.0% (via SSP) │</w:t>
               <w:br/>
@@ -2952,55 +2813,140 @@
           <w:color w:val="282C34"/>
           <w:sz w:val="21"/>
         </w:rPr>
-        <w:t>$5\,\text{ns/meter}$</w:t>
+        <w:t>5 ns/meter</w:t>
       </w:r>
       <w:r>
         <w:rPr>
           <w:color w:val="282C34"/>
           <w:sz w:val="21"/>
         </w:rPr>
-        <w:t xml:space="preserve"> (approx. </w:t>
-      </w:r>
-      <w:r>
-        <w:rPr>
-          <w:i/>
-          <w:color w:val="145AA0"/>
-          <w:sz w:val="21"/>
-        </w:rPr>
-        <w:t>2/3</w:t>
-      </w:r>
-      <w:r>
-        <w:rPr>
-          <w:color w:val="282C34"/>
-          <w:sz w:val="21"/>
-        </w:rPr>
-        <w:t xml:space="preserve"> the speed of light). Because every transmitting node must be capable of receiving a bit within the propagation segment during bitwise arbitration, the maximum cable length is strictly governed by the bitrate:</w:t>
+        <w:t xml:space="preserve"> (approx. 2/3 the speed of light). Because every transmitting node must be capable of receiving a bit within the propagation segment during bitwise arbitration, the maximum cable length is strictly governed by the bitrate:</w:t>
       </w:r>
     </w:p>
+    <w:tbl>
+      <w:tblPr>
+        <w:tblW w:type="auto" w:w="0"/>
+        <w:jc w:val="center"/>
+        <w:tblLook w:firstColumn="1" w:firstRow="1" w:lastColumn="0" w:lastRow="0" w:noHBand="0" w:noVBand="1" w:val="04A0"/>
+      </w:tblPr>
+      <w:tblGrid>
+        <w:gridCol w:w="9792"/>
+      </w:tblGrid>
+      <w:tr>
+        <w:tc>
+          <w:tcPr>
+            <w:tcW w:type="dxa" w:w="9792"/>
+            <w:shd w:fill="F5F6F8"/>
+            <w:tcMar>
+              <w:top w:w="80" w:type="dxa"/>
+              <w:bottom w:w="80" w:type="dxa"/>
+              <w:left w:w="140" w:type="dxa"/>
+              <w:right w:w="140" w:type="dxa"/>
+            </w:tcMar>
+            <w:tcBorders>
+              <w:left w:val="single" w:sz="18" w:space="0" w:color="CBD5E0"/>
+              <w:top w:val="none"/>
+              <w:right w:val="none"/>
+              <w:bottom w:val="none"/>
+            </w:tcBorders>
+          </w:tcPr>
+          <w:p>
+            <w:pPr>
+              <w:spacing w:line="240" w:lineRule="auto" w:after="0"/>
+            </w:pPr>
+            <w:r>
+              <w:rPr>
+                <w:rFonts w:ascii="Consolas" w:hAnsi="Consolas"/>
+                <w:color w:val="2D3748"/>
+                <w:sz w:val="18"/>
+              </w:rPr>
+              <w:t>2 * [ (L_bus * tau_prop) + t_transceiver_loop ] &lt;= Prop_Seg * t_q</w:t>
+            </w:r>
+          </w:p>
+        </w:tc>
+      </w:tr>
+    </w:tbl>
+    <w:p/>
     <w:p>
       <w:pPr>
         <w:spacing w:after="80"/>
       </w:pPr>
       <w:r>
         <w:rPr>
-          <w:i/>
-          <w:color w:val="145AA0"/>
+          <w:color w:val="282C34"/>
           <w:sz w:val="21"/>
         </w:rPr>
+        <w:t>Where:</w:t>
       </w:r>
+    </w:p>
+    <w:p>
+      <w:pPr>
+        <w:pStyle w:val="ListBullet"/>
+        <w:spacing w:after="40"/>
+        <w:ind w:left="360"/>
+      </w:pPr>
       <w:r>
         <w:rPr>
           <w:color w:val="282C34"/>
           <w:sz w:val="21"/>
         </w:rPr>
-        <w:t>2 \times \Big( (L_{bus} \times \tau_{prop}) + t_{transceiver\_loop} \Big) \le Prop\_Seg \times t_q</w:t>
+        <w:t>L_bus: Maximum physical bus cable harness length (m)</w:t>
       </w:r>
+    </w:p>
+    <w:p>
+      <w:pPr>
+        <w:pStyle w:val="ListBullet"/>
+        <w:spacing w:after="40"/>
+        <w:ind w:left="360"/>
+      </w:pPr>
       <w:r>
         <w:rPr>
-          <w:i/>
-          <w:color w:val="145AA0"/>
+          <w:color w:val="282C34"/>
           <w:sz w:val="21"/>
         </w:rPr>
+        <w:t>tau_prop: Propagation delay of the twisted-pair cable (s/m, typically ~5 ns/m)</w:t>
+      </w:r>
+    </w:p>
+    <w:p>
+      <w:pPr>
+        <w:pStyle w:val="ListBullet"/>
+        <w:spacing w:after="40"/>
+        <w:ind w:left="360"/>
+      </w:pPr>
+      <w:r>
+        <w:rPr>
+          <w:color w:val="282C34"/>
+          <w:sz w:val="21"/>
+        </w:rPr>
+        <w:t>t_transceiver_loop: Round-trip loop delay through the transceiver (s)</w:t>
+      </w:r>
+    </w:p>
+    <w:p>
+      <w:pPr>
+        <w:pStyle w:val="ListBullet"/>
+        <w:spacing w:after="40"/>
+        <w:ind w:left="360"/>
+      </w:pPr>
+      <w:r>
+        <w:rPr>
+          <w:color w:val="282C34"/>
+          <w:sz w:val="21"/>
+        </w:rPr>
+        <w:t>Prop_Seg: Allocated Propagation Segment duration in time quanta</w:t>
+      </w:r>
+    </w:p>
+    <w:p>
+      <w:pPr>
+        <w:pStyle w:val="ListBullet"/>
+        <w:spacing w:after="40"/>
+        <w:ind w:left="360"/>
+      </w:pPr>
+      <w:r>
+        <w:rPr>
+          <w:color w:val="282C34"/>
+          <w:sz w:val="21"/>
+        </w:rPr>
+        <w:t>t_q: Time quantum duration (s)</w:t>
       </w:r>
     </w:p>
     <w:p>
@@ -3085,24 +3031,7 @@
                 <w:color w:val="FFFFFF"/>
                 <w:sz w:val="19"/>
               </w:rPr>
-              <w:t>Bit Time (</w:t>
-            </w:r>
-            <w:r>
-              <w:rPr>
-                <w:b/>
-                <w:i/>
-                <w:color w:val="145AA0"/>
-                <w:sz w:val="19"/>
-              </w:rPr>
-              <w:t>NBT</w:t>
-            </w:r>
-            <w:r>
-              <w:rPr>
-                <w:b/>
-                <w:color w:val="FFFFFF"/>
-                <w:sz w:val="19"/>
-              </w:rPr>
-              <w:t>)</w:t>
+              <w:t>Bit Time (NBT)</w:t>
             </w:r>
           </w:p>
         </w:tc>
@@ -3128,24 +3057,7 @@
                 <w:color w:val="FFFFFF"/>
                 <w:sz w:val="19"/>
               </w:rPr>
-              <w:t>Max Trunk Bus Length (</w:t>
-            </w:r>
-            <w:r>
-              <w:rPr>
-                <w:b/>
-                <w:i/>
-                <w:color w:val="145AA0"/>
-                <w:sz w:val="19"/>
-              </w:rPr>
-              <w:t>L_{bus</w:t>
-            </w:r>
-            <w:r>
-              <w:rPr>
-                <w:b/>
-                <w:color w:val="FFFFFF"/>
-                <w:sz w:val="19"/>
-              </w:rPr>
-              <w:t>)</w:t>
+              <w:t>Max Trunk Bus Length (L_bus)</w:t>
             </w:r>
           </w:p>
         </w:tc>
@@ -3171,24 +3083,7 @@
                 <w:color w:val="FFFFFF"/>
                 <w:sz w:val="19"/>
               </w:rPr>
-              <w:t>Max Individual Stub Length (</w:t>
-            </w:r>
-            <w:r>
-              <w:rPr>
-                <w:b/>
-                <w:i/>
-                <w:color w:val="145AA0"/>
-                <w:sz w:val="19"/>
-              </w:rPr>
-              <w:t>L_{stub</w:t>
-            </w:r>
-            <w:r>
-              <w:rPr>
-                <w:b/>
-                <w:color w:val="FFFFFF"/>
-                <w:sz w:val="19"/>
-              </w:rPr>
-              <w:t>)</w:t>
+              <w:t>Max Individual Stub Length (L_stub)</w:t>
             </w:r>
           </w:p>
         </w:tc>
@@ -3236,11 +3131,10 @@
             </w:pPr>
             <w:r>
               <w:rPr>
-                <w:i/>
-                <w:color w:val="145AA0"/>
+                <w:color w:val="282C34"/>
                 <w:sz w:val="18"/>
               </w:rPr>
-              <w:t>1000\,ns</w:t>
+              <w:t>1000 ns</w:t>
             </w:r>
           </w:p>
         </w:tc>
@@ -3286,11 +3180,10 @@
             </w:pPr>
             <w:r>
               <w:rPr>
-                <w:i/>
-                <w:color w:val="145AA0"/>
+                <w:color w:val="282C34"/>
                 <w:sz w:val="18"/>
               </w:rPr>
-              <w:t>&lt; 0.3\,meters</w:t>
+              <w:t>&lt; 0.3 meters</w:t>
             </w:r>
           </w:p>
         </w:tc>
@@ -3340,11 +3233,10 @@
             </w:pPr>
             <w:r>
               <w:rPr>
-                <w:i/>
-                <w:color w:val="145AA0"/>
+                <w:color w:val="282C34"/>
                 <w:sz w:val="18"/>
               </w:rPr>
-              <w:t>2000\,ns</w:t>
+              <w:t>2000 ns</w:t>
             </w:r>
           </w:p>
         </w:tc>
@@ -3392,11 +3284,10 @@
             </w:pPr>
             <w:r>
               <w:rPr>
-                <w:i/>
-                <w:color w:val="145AA0"/>
+                <w:color w:val="282C34"/>
                 <w:sz w:val="18"/>
               </w:rPr>
-              <w:t>&lt; 1.0\,meter</w:t>
+              <w:t>&lt; 1.0 meter</w:t>
             </w:r>
           </w:p>
         </w:tc>
@@ -3444,11 +3335,10 @@
             </w:pPr>
             <w:r>
               <w:rPr>
-                <w:i/>
-                <w:color w:val="145AA0"/>
+                <w:color w:val="282C34"/>
                 <w:sz w:val="18"/>
               </w:rPr>
-              <w:t>4000\,ns</w:t>
+              <w:t>4000 ns</w:t>
             </w:r>
           </w:p>
         </w:tc>
@@ -3494,11 +3384,10 @@
             </w:pPr>
             <w:r>
               <w:rPr>
-                <w:i/>
-                <w:color w:val="145AA0"/>
+                <w:color w:val="282C34"/>
                 <w:sz w:val="18"/>
               </w:rPr>
-              <w:t>&lt; 2.5\,meters</w:t>
+              <w:t>&lt; 2.5 meters</w:t>
             </w:r>
           </w:p>
         </w:tc>
@@ -3548,11 +3437,10 @@
             </w:pPr>
             <w:r>
               <w:rPr>
-                <w:i/>
-                <w:color w:val="145AA0"/>
+                <w:color w:val="282C34"/>
                 <w:sz w:val="18"/>
               </w:rPr>
-              <w:t>8000\,ns</w:t>
+              <w:t>8000 ns</w:t>
             </w:r>
           </w:p>
         </w:tc>
@@ -3600,11 +3488,10 @@
             </w:pPr>
             <w:r>
               <w:rPr>
-                <w:i/>
-                <w:color w:val="145AA0"/>
+                <w:color w:val="282C34"/>
                 <w:sz w:val="18"/>
               </w:rPr>
-              <w:t>&lt; 5.0\,meters</w:t>
+              <w:t>&lt; 5.0 meters</w:t>
             </w:r>
           </w:p>
         </w:tc>
@@ -3652,11 +3539,10 @@
             </w:pPr>
             <w:r>
               <w:rPr>
-                <w:i/>
-                <w:color w:val="145AA0"/>
+                <w:color w:val="282C34"/>
                 <w:sz w:val="18"/>
               </w:rPr>
-              <w:t>20,000\,ns</w:t>
+              <w:t>20,000 ns</w:t>
             </w:r>
           </w:p>
         </w:tc>
@@ -3702,11 +3588,10 @@
             </w:pPr>
             <w:r>
               <w:rPr>
-                <w:i/>
-                <w:color w:val="145AA0"/>
+                <w:color w:val="282C34"/>
                 <w:sz w:val="18"/>
               </w:rPr>
-              <w:t>&lt; 10.0\,meters</w:t>
+              <w:t>&lt; 10.0 meters</w:t>
             </w:r>
           </w:p>
         </w:tc>
@@ -3903,22 +3788,7 @@
           <w:color w:val="282C34"/>
           <w:sz w:val="21"/>
         </w:rPr>
-        <w:t xml:space="preserve">: Route CAN_H and CAN_L as a differential pair with </w:t>
-      </w:r>
-      <w:r>
-        <w:rPr>
-          <w:i/>
-          <w:color w:val="145AA0"/>
-          <w:sz w:val="21"/>
-        </w:rPr>
-        <w:t>Z_{diff = 120\,\Omega ± 10\%</w:t>
-      </w:r>
-      <w:r>
-        <w:rPr>
-          <w:color w:val="282C34"/>
-          <w:sz w:val="21"/>
-        </w:rPr>
-        <w:t>.</w:t>
+        <w:t>: Route CAN_H and CAN_L as a differential pair with Z_diff = 120 Ω ± 10\%.</w:t>
       </w:r>
     </w:p>
     <w:p>
@@ -3948,7 +3818,7 @@
           <w:color w:val="282C34"/>
           <w:sz w:val="21"/>
         </w:rPr>
-        <w:t>$2.0\,\text{mm}$</w:t>
+        <w:t>2.0 mm</w:t>
       </w:r>
       <w:r>
         <w:rPr>
@@ -4049,22 +3919,7 @@
           <w:color w:val="282C34"/>
           <w:sz w:val="21"/>
         </w:rPr>
-        <w:t>Place split termination resistors (</w:t>
-      </w:r>
-      <w:r>
-        <w:rPr>
-          <w:i/>
-          <w:color w:val="145AA0"/>
-          <w:sz w:val="21"/>
-        </w:rPr>
-        <w:t>60.4\,\Omega ± 1\%</w:t>
-      </w:r>
-      <w:r>
-        <w:rPr>
-          <w:color w:val="282C34"/>
-          <w:sz w:val="21"/>
-        </w:rPr>
-        <w:t>) right at the transceiver side of the choke.</w:t>
+        <w:t>Place split termination resistors (60.4 Ω ± 1\%) right at the transceiver side of the choke.</w:t>
       </w:r>
     </w:p>
     <w:p>
@@ -4086,22 +3941,7 @@
           <w:color w:val="282C34"/>
           <w:sz w:val="21"/>
         </w:rPr>
-        <w:t xml:space="preserve">: For industrial automation and EV battery management systems (BMS) where ground potential differences exceed </w:t>
-      </w:r>
-      <w:r>
-        <w:rPr>
-          <w:i/>
-          <w:color w:val="145AA0"/>
-          <w:sz w:val="21"/>
-        </w:rPr>
-        <w:t>5\,V</w:t>
-      </w:r>
-      <w:r>
-        <w:rPr>
-          <w:color w:val="282C34"/>
-          <w:sz w:val="21"/>
-        </w:rPr>
-        <w:t xml:space="preserve">, employ isolated transceivers (e.g., TI </w:t>
+        <w:t xml:space="preserve">: For industrial automation and EV battery management systems (BMS) where ground potential differences exceed 5 V, employ isolated transceivers (e.g., TI </w:t>
       </w:r>
       <w:r>
         <w:rPr>
@@ -4131,22 +3971,7 @@
           <w:color w:val="282C34"/>
           <w:sz w:val="21"/>
         </w:rPr>
-        <w:t xml:space="preserve">) with </w:t>
-      </w:r>
-      <w:r>
-        <w:rPr>
-          <w:i/>
-          <w:color w:val="145AA0"/>
-          <w:sz w:val="21"/>
-        </w:rPr>
-        <w:t>≥ 2.5\,kV_{RMS</w:t>
-      </w:r>
-      <w:r>
-        <w:rPr>
-          <w:color w:val="282C34"/>
-          <w:sz w:val="21"/>
-        </w:rPr>
-        <w:t xml:space="preserve"> reinforced isolation.</w:t>
+        <w:t>) with &gt;= 2.5 kV_RMS reinforced isolation.</w:t>
       </w:r>
     </w:p>
     <w:p>
@@ -4463,37 +4288,7 @@
                 <w:color w:val="282C34"/>
                 <w:sz w:val="18"/>
               </w:rPr>
-              <w:t xml:space="preserve">Signal edges overshoot </w:t>
-            </w:r>
-            <w:r>
-              <w:rPr>
-                <w:i/>
-                <w:color w:val="145AA0"/>
-                <w:sz w:val="18"/>
-              </w:rPr>
-              <w:t>&gt; 4\,V</w:t>
-            </w:r>
-            <w:r>
-              <w:rPr>
-                <w:color w:val="282C34"/>
-                <w:sz w:val="18"/>
-              </w:rPr>
-              <w:t xml:space="preserve"> with underdamped oscillations lasting </w:t>
-            </w:r>
-            <w:r>
-              <w:rPr>
-                <w:i/>
-                <w:color w:val="145AA0"/>
-                <w:sz w:val="18"/>
-              </w:rPr>
-              <w:t>&gt; 200\,ns</w:t>
-            </w:r>
-            <w:r>
-              <w:rPr>
-                <w:color w:val="282C34"/>
-                <w:sz w:val="18"/>
-              </w:rPr>
-              <w:t>.</w:t>
+              <w:t>Signal edges overshoot &gt; 4 V with underdamped oscillations lasting &gt; 200 ns.</w:t>
             </w:r>
           </w:p>
         </w:tc>
@@ -4559,59 +4354,14 @@
                 <w:color w:val="282C34"/>
                 <w:sz w:val="18"/>
               </w:rPr>
-              <w:t>$60\,\Omega$</w:t>
+              <w:t>60 Ω</w:t>
             </w:r>
             <w:r>
               <w:rPr>
                 <w:color w:val="282C34"/>
                 <w:sz w:val="18"/>
               </w:rPr>
-              <w:t xml:space="preserve"> (</w:t>
-            </w:r>
-            <w:r>
-              <w:rPr>
-                <w:i/>
-                <w:color w:val="145AA0"/>
-                <w:sz w:val="18"/>
-              </w:rPr>
-              <w:t>120\,\Omega \parallel 120\,\Omega</w:t>
-            </w:r>
-            <w:r>
-              <w:rPr>
-                <w:color w:val="282C34"/>
-                <w:sz w:val="18"/>
-              </w:rPr>
-              <w:t xml:space="preserve">). If </w:t>
-            </w:r>
-            <w:r>
-              <w:rPr>
-                <w:i/>
-                <w:color w:val="145AA0"/>
-                <w:sz w:val="18"/>
-              </w:rPr>
-              <w:t>120\,\Omega</w:t>
-            </w:r>
-            <w:r>
-              <w:rPr>
-                <w:color w:val="282C34"/>
-                <w:sz w:val="18"/>
-              </w:rPr>
-              <w:t xml:space="preserve">, one terminator is missing. If </w:t>
-            </w:r>
-            <w:r>
-              <w:rPr>
-                <w:i/>
-                <w:color w:val="145AA0"/>
-                <w:sz w:val="18"/>
-              </w:rPr>
-              <w:t>&lt; 40\,\Omega</w:t>
-            </w:r>
-            <w:r>
-              <w:rPr>
-                <w:color w:val="282C34"/>
-                <w:sz w:val="18"/>
-              </w:rPr>
-              <w:t>, too many terminators are installed.</w:t>
+              <w:t xml:space="preserve"> (120 Ω</w:t>
             </w:r>
           </w:p>
         </w:tc>
@@ -4733,52 +4483,7 @@
                 <w:color w:val="282C34"/>
                 <w:sz w:val="18"/>
               </w:rPr>
-              <w:t xml:space="preserve">. Check physical wiring: CAN_H should sit at </w:t>
-            </w:r>
-            <w:r>
-              <w:rPr>
-                <w:i/>
-                <w:color w:val="145AA0"/>
-                <w:sz w:val="18"/>
-              </w:rPr>
-              <w:t>2.5\,V</w:t>
-            </w:r>
-            <w:r>
-              <w:rPr>
-                <w:color w:val="282C34"/>
-                <w:sz w:val="18"/>
-              </w:rPr>
-              <w:t xml:space="preserve"> idle and rise to </w:t>
-            </w:r>
-            <w:r>
-              <w:rPr>
-                <w:i/>
-                <w:color w:val="145AA0"/>
-                <w:sz w:val="18"/>
-              </w:rPr>
-              <w:t>3.5\,V</w:t>
-            </w:r>
-            <w:r>
-              <w:rPr>
-                <w:color w:val="282C34"/>
-                <w:sz w:val="18"/>
-              </w:rPr>
-              <w:t xml:space="preserve">; CAN_L should drop to </w:t>
-            </w:r>
-            <w:r>
-              <w:rPr>
-                <w:i/>
-                <w:color w:val="145AA0"/>
-                <w:sz w:val="18"/>
-              </w:rPr>
-              <w:t>1.5\,V</w:t>
-            </w:r>
-            <w:r>
-              <w:rPr>
-                <w:color w:val="282C34"/>
-                <w:sz w:val="18"/>
-              </w:rPr>
-              <w:t>.</w:t>
+              <w:t>. Check physical wiring: CAN_H should sit at 2.5 V idle and rise to 3.5 V; CAN_L should drop to 1.5 V.</w:t>
             </w:r>
           </w:p>
         </w:tc>
@@ -4864,22 +4569,7 @@
                 <w:color w:val="282C34"/>
                 <w:sz w:val="18"/>
               </w:rPr>
-              <w:t xml:space="preserve"> or stub lines exceed length limits (</w:t>
-            </w:r>
-            <w:r>
-              <w:rPr>
-                <w:i/>
-                <w:color w:val="145AA0"/>
-                <w:sz w:val="18"/>
-              </w:rPr>
-              <w:t>&gt; 0.3\,m</w:t>
-            </w:r>
-            <w:r>
-              <w:rPr>
-                <w:color w:val="282C34"/>
-                <w:sz w:val="18"/>
-              </w:rPr>
-              <w:t>).</w:t>
+              <w:t xml:space="preserve"> or stub lines exceed length limits (&gt; 0.3 m).</w:t>
             </w:r>
           </w:p>
         </w:tc>
@@ -4904,22 +4594,7 @@
                 <w:color w:val="282C34"/>
                 <w:sz w:val="18"/>
               </w:rPr>
-              <w:t>Recalculate Time Quanta to shift Sample Point later (</w:t>
-            </w:r>
-            <w:r>
-              <w:rPr>
-                <w:i/>
-                <w:color w:val="145AA0"/>
-                <w:sz w:val="18"/>
-              </w:rPr>
-              <w:t>75\% - 87.5\%</w:t>
-            </w:r>
-            <w:r>
-              <w:rPr>
-                <w:color w:val="282C34"/>
-                <w:sz w:val="18"/>
-              </w:rPr>
-              <w:t>). Shorten stub taps or replace star topology with a daisy-chained linear trunk.</w:t>
+              <w:t>Recalculate Time Quanta to shift Sample Point later (75\% - 87.5\%). Shorten stub taps or replace star topology with a daisy-chained linear trunk.</w:t>
             </w:r>
           </w:p>
         </w:tc>
@@ -5026,22 +4701,7 @@
                 <w:color w:val="282C34"/>
                 <w:sz w:val="18"/>
               </w:rPr>
-              <w:t>Enable TDC in the CAN FD controller registers. Configure TDCO to match transceiver loopback delay (</w:t>
-            </w:r>
-            <w:r>
-              <w:rPr>
-                <w:i/>
-                <w:color w:val="145AA0"/>
-                <w:sz w:val="18"/>
-              </w:rPr>
-              <w:t>t_{loop \approx 150\,ns</w:t>
-            </w:r>
-            <w:r>
-              <w:rPr>
-                <w:color w:val="282C34"/>
-                <w:sz w:val="18"/>
-              </w:rPr>
-              <w:t>).</w:t>
+              <w:t>Enable TDC in the CAN FD controller registers. Configure TDCO to match transceiver loopback delay (t_loop ≈ 150 ns).</w:t>
             </w:r>
           </w:p>
         </w:tc>
@@ -5152,37 +4812,7 @@
                 <w:color w:val="282C34"/>
                 <w:sz w:val="18"/>
               </w:rPr>
-              <w:t>Verify transceiver TXD is idling HIGH (</w:t>
-            </w:r>
-            <w:r>
-              <w:rPr>
-                <w:i/>
-                <w:color w:val="145AA0"/>
-                <w:sz w:val="18"/>
-              </w:rPr>
-              <w:t>3.3V</w:t>
-            </w:r>
-            <w:r>
-              <w:rPr>
-                <w:color w:val="282C34"/>
-                <w:sz w:val="18"/>
-              </w:rPr>
-              <w:t xml:space="preserve"> or </w:t>
-            </w:r>
-            <w:r>
-              <w:rPr>
-                <w:i/>
-                <w:color w:val="145AA0"/>
-                <w:sz w:val="18"/>
-              </w:rPr>
-              <w:t>5V</w:t>
-            </w:r>
-            <w:r>
-              <w:rPr>
-                <w:color w:val="282C34"/>
-                <w:sz w:val="18"/>
-              </w:rPr>
-              <w:t>). Check for damaged transceiver driver stage.</w:t>
+              <w:t>Verify transceiver TXD is idling HIGH (3.3V or 5V). Check for damaged transceiver driver stage.</w:t>
             </w:r>
           </w:p>
         </w:tc>
